--- a/docs/FADA-Relatorio-Pesquisa.docx
+++ b/docs/FADA-Relatorio-Pesquisa.docx
@@ -536,7 +536,7 @@
         <w:spacing w:after="120"/>
       </w:pPr>
       <w:r>
-        <w:t>Figura 2 — Pipeline determinístico de simulação da safra</w:t>
+        <w:t>Figura 2 — Datas estimadas dos estádios fenológicos (graus-dia)</w:t>
       </w:r>
     </w:p>
     <w:p>
@@ -544,7 +544,7 @@
         <w:spacing w:after="120"/>
       </w:pPr>
       <w:r>
-        <w:t>Figura 3 — Cascata IPPD: do potencial genético à produtividade esperada</w:t>
+        <w:t>Figura 3 — Coeficiente de cultura (Kc) e sensibilidade ao déficit hídrico por estádio</w:t>
       </w:r>
     </w:p>
     <w:p>
@@ -552,7 +552,7 @@
         <w:spacing w:after="120"/>
       </w:pPr>
       <w:r>
-        <w:t>Figura 4 — Distribuição de lucro em 3.000 safras simuladas (Monte Carlo)</w:t>
+        <w:t>Figura 4 — Pipeline determinístico de simulação da safra</w:t>
       </w:r>
     </w:p>
     <w:p>
@@ -560,7 +560,7 @@
         <w:spacing w:after="120"/>
       </w:pPr>
       <w:r>
-        <w:t>Figura 5 — Índice de saúde da safra em seis dimensões</w:t>
+        <w:t>Figura 5 — Cascata IPPD: do potencial genético à produtividade esperada</w:t>
       </w:r>
     </w:p>
     <w:p>
@@ -568,7 +568,55 @@
         <w:spacing w:after="120"/>
       </w:pPr>
       <w:r>
-        <w:t>Figura 6 — Produtividade por fase do fenômeno ENSO (El Niño/Neutro/La Niña)</w:t>
+        <w:t>Figura 6 — Estresse hídrico por estádio (balanço FAO-56)</w:t>
+      </w:r>
+    </w:p>
+    <w:p>
+      <w:pPr>
+        <w:spacing w:after="120"/>
+      </w:pPr>
+      <w:r>
+        <w:t>Figura 7 — Índice de saúde da safra em seis dimensões</w:t>
+      </w:r>
+    </w:p>
+    <w:p>
+      <w:pPr>
+        <w:spacing w:after="120"/>
+      </w:pPr>
+      <w:r>
+        <w:t>Figura 8 — Distribuição de lucro em 3.000 safras simuladas (Monte Carlo)</w:t>
+      </w:r>
+    </w:p>
+    <w:p>
+      <w:pPr>
+        <w:spacing w:after="120"/>
+      </w:pPr>
+      <w:r>
+        <w:t>Figura 9 — Produtividade por fase do fenômeno ENSO (El Niño/Neutro/La Niña)</w:t>
+      </w:r>
+    </w:p>
+    <w:p>
+      <w:pPr>
+        <w:spacing w:after="120"/>
+      </w:pPr>
+      <w:r>
+        <w:t>Figura 10 — Sensibilidade da produtividade à data de semeadura</w:t>
+      </w:r>
+    </w:p>
+    <w:p>
+      <w:pPr>
+        <w:spacing w:after="120"/>
+      </w:pPr>
+      <w:r>
+        <w:t>Figura 11 — Sensibilidade da produtividade à população de plantas</w:t>
+      </w:r>
+    </w:p>
+    <w:p>
+      <w:pPr>
+        <w:spacing w:after="120"/>
+      </w:pPr>
+      <w:r>
+        <w:t>Figura 12 — Produtividade e lucro conforme o número de fungicidas</w:t>
       </w:r>
     </w:p>
     <w:p>
@@ -592,7 +640,7 @@
         <w:spacing w:after="120"/>
       </w:pPr>
       <w:r>
-        <w:t>Tabela 2 — Fatores da cascata IPPD e faixas de referência</w:t>
+        <w:t>Tabela 2 — Estádios da soja e sua fração do ciclo de graus-dia</w:t>
       </w:r>
     </w:p>
     <w:p>
@@ -600,7 +648,7 @@
         <w:spacing w:after="120"/>
       </w:pPr>
       <w:r>
-        <w:t>Tabela 3 — Pilha tecnológica por camada</w:t>
+        <w:t>Tabela 3 — Fatores da cascata IPPD e faixas de referência</w:t>
       </w:r>
     </w:p>
     <w:p>
@@ -608,7 +656,7 @@
         <w:spacing w:after="120"/>
       </w:pPr>
       <w:r>
-        <w:t>Tabela 4 — Decomposição IPPD do talhão-referência</w:t>
+        <w:t>Tabela 4 — Pilha tecnológica por camada</w:t>
       </w:r>
     </w:p>
     <w:p>
@@ -616,7 +664,7 @@
         <w:spacing w:after="120"/>
       </w:pPr>
       <w:r>
-        <w:t>Tabela 5 — Análise de risco por fase ENSO</w:t>
+        <w:t>Tabela 5 — Decomposição IPPD do talhão-referência</w:t>
       </w:r>
     </w:p>
     <w:p>
@@ -624,7 +672,7 @@
         <w:spacing w:after="120"/>
       </w:pPr>
       <w:r>
-        <w:t>Tabela 6 — Intervenções avaliadas pelo motor de decisão</w:t>
+        <w:t>Tabela 6 — Análise de risco por fase ENSO</w:t>
       </w:r>
     </w:p>
     <w:p>
@@ -632,7 +680,15 @@
         <w:spacing w:after="120"/>
       </w:pPr>
       <w:r>
-        <w:t>Tabela 7 — Índice de acurácia por variável</w:t>
+        <w:t>Tabela 7 — Intervenções avaliadas pelo motor de decisão</w:t>
+      </w:r>
+    </w:p>
+    <w:p>
+      <w:pPr>
+        <w:spacing w:after="120"/>
+      </w:pPr>
+      <w:r>
+        <w:t>Tabela 8 — Síntese da análise de sensibilidade ao número de fungicidas</w:t>
       </w:r>
     </w:p>
     <w:p>
@@ -1054,7 +1110,7 @@
         <w:ind w:firstLine="720"/>
       </w:pPr>
       <w:r>
-        <w:t>O FADA foi concebido em uma arquitetura de três camadas com baixo acoplamento (Figura 1), princípio de engenharia que mantém cada parte responsável por uma função e independente das demais, permitindo testar, evoluir e substituir componentes isoladamente.</w:t>
+        <w:t>O FADA foi concebido em uma arquitetura de três camadas com baixo acoplamento (Figura a seguir), princípio de engenharia que mantém cada parte responsável por uma função e independente das demais, permitindo testar, evoluir e substituir componentes isoladamente.</w:t>
       </w:r>
     </w:p>
     <w:p>
@@ -1161,7 +1217,7 @@
         <w:ind w:firstLine="720"/>
       </w:pPr>
       <w:r>
-        <w:t>O sistema integra fontes públicas e gratuitas (Tabela 1). Um princípio metodológico distintivo é o tratamento explícito da proveniência: cada variável é rotulada segundo a qualidade de sua fonte (do dado real do talhão ao valor de referência regional), o que permite quantificar a confiança da estimativa — em vez de tratar todos os dados como igualmente certos.</w:t>
+        <w:t>O sistema integra fontes públicas e gratuitas (Tabela a seguir). Um princípio metodológico distintivo é o tratamento explícito da proveniência: cada variável é rotulada segundo a qualidade de sua fonte (do dado real do talhão ao valor de referência regional), o que permite quantificar a confiança da estimativa — em vez de tratar todos os dados como igualmente certos.</w:t>
       </w:r>
     </w:p>
     <w:p>
@@ -1628,8 +1684,545 @@
         <w:ind w:firstLine="720"/>
       </w:pPr>
       <w:r>
-        <w:t>Percorrendo o clima dia a dia, o modelo marca cada estádio quando o acumulado atinge a fração correspondente do ciclo total de calor da cultivar (por exemplo, o início do florescimento, R1, aos 35% do ciclo). Assim, mudanças na data de plantio ou na cultivar reposicionam automaticamente todas as fases e, com elas, o cálculo de água e de risco.</w:t>
+        <w:t>Percorrendo o clima dia a dia, o modelo marca cada estádio quando o acumulado atinge a fração correspondente do ciclo total de calor da cultivar (por exemplo, o início do florescimento, R1, aos 35% do ciclo). Assim, mudanças na data de plantio ou na cultivar reposicionam automaticamente todas as fases e, com elas, o cálculo de água e de risco. A figura a seguir apresenta as datas dos estádios estimadas pelo modelo para o talhão-referência, e a tabela seguinte, a fração do ciclo em que cada estádio ocorre.</w:t>
       </w:r>
+    </w:p>
+    <w:p>
+      <w:pPr>
+        <w:spacing w:before="120"/>
+        <w:jc w:val="center"/>
+      </w:pPr>
+      <w:r>
+        <w:drawing>
+          <wp:inline xmlns:a="http://schemas.openxmlformats.org/drawingml/2006/main" xmlns:pic="http://schemas.openxmlformats.org/drawingml/2006/picture">
+            <wp:extent cx="5394960" cy="1412966"/>
+            <wp:docPr id="2" name="Picture 2"/>
+            <wp:cNvGraphicFramePr>
+              <a:graphicFrameLocks noChangeAspect="1"/>
+            </wp:cNvGraphicFramePr>
+            <a:graphic>
+              <a:graphicData uri="http://schemas.openxmlformats.org/drawingml/2006/picture">
+                <pic:pic>
+                  <pic:nvPicPr>
+                    <pic:cNvPr id="0" name="r_pheno.png"/>
+                    <pic:cNvPicPr/>
+                  </pic:nvPicPr>
+                  <pic:blipFill>
+                    <a:blip r:embed="rId10"/>
+                    <a:stretch>
+                      <a:fillRect/>
+                    </a:stretch>
+                  </pic:blipFill>
+                  <pic:spPr>
+                    <a:xfrm>
+                      <a:off x="0" y="0"/>
+                      <a:ext cx="5394960" cy="1412966"/>
+                    </a:xfrm>
+                    <a:prstGeom prst="rect"/>
+                  </pic:spPr>
+                </pic:pic>
+              </a:graphicData>
+            </a:graphic>
+          </wp:inline>
+        </w:drawing>
+      </w:r>
+    </w:p>
+    <w:p>
+      <w:pPr>
+        <w:spacing w:after="160"/>
+        <w:jc w:val="center"/>
+      </w:pPr>
+      <w:r>
+        <w:rPr>
+          <w:b w:val="0"/>
+          <w:color w:val="444444"/>
+          <w:sz w:val="20"/>
+        </w:rPr>
+        <w:t>Figura 2 — Datas estimadas dos estádios fenológicos (graus-dia) para o talhão-referência</w:t>
+      </w:r>
+    </w:p>
+    <w:p>
+      <w:pPr>
+        <w:spacing w:after="40"/>
+        <w:jc w:val="center"/>
+      </w:pPr>
+      <w:r>
+        <w:rPr>
+          <w:b w:val="0"/>
+          <w:color w:val="444444"/>
+          <w:sz w:val="20"/>
+        </w:rPr>
+        <w:t>Tabela 2 — Estádios da soja e sua fração do ciclo de graus-dia</w:t>
+      </w:r>
+    </w:p>
+    <w:tbl>
+      <w:tblPr>
+        <w:tblStyle w:val="LightGrid-Accent1"/>
+        <w:tblW w:type="auto" w:w="0"/>
+        <w:jc w:val="center"/>
+        <w:tblLook w:firstColumn="1" w:firstRow="1" w:lastColumn="0" w:lastRow="0" w:noHBand="0" w:noVBand="1" w:val="04A0"/>
+      </w:tblPr>
+      <w:tblGrid>
+        <w:gridCol w:w="2880"/>
+        <w:gridCol w:w="2880"/>
+        <w:gridCol w:w="2880"/>
+      </w:tblGrid>
+      <w:tr>
+        <w:tc>
+          <w:tcPr>
+            <w:tcW w:type="dxa" w:w="2880"/>
+          </w:tcPr>
+          <w:p>
+            <w:pPr>
+              <w:spacing w:line="240" w:lineRule="auto"/>
+            </w:pPr>
+            <w:r/>
+            <w:r>
+              <w:rPr>
+                <w:rFonts w:ascii="Times New Roman" w:hAnsi="Times New Roman"/>
+                <w:b/>
+                <w:sz w:val="20"/>
+              </w:rPr>
+              <w:t>Estádio</w:t>
+            </w:r>
+          </w:p>
+        </w:tc>
+        <w:tc>
+          <w:tcPr>
+            <w:tcW w:type="dxa" w:w="2880"/>
+          </w:tcPr>
+          <w:p>
+            <w:pPr>
+              <w:spacing w:line="240" w:lineRule="auto"/>
+            </w:pPr>
+            <w:r/>
+            <w:r>
+              <w:rPr>
+                <w:rFonts w:ascii="Times New Roman" w:hAnsi="Times New Roman"/>
+                <w:b/>
+                <w:sz w:val="20"/>
+              </w:rPr>
+              <w:t>Fração do ciclo (GDD)</w:t>
+            </w:r>
+          </w:p>
+        </w:tc>
+        <w:tc>
+          <w:tcPr>
+            <w:tcW w:type="dxa" w:w="2880"/>
+          </w:tcPr>
+          <w:p>
+            <w:pPr>
+              <w:spacing w:line="240" w:lineRule="auto"/>
+            </w:pPr>
+            <w:r/>
+            <w:r>
+              <w:rPr>
+                <w:rFonts w:ascii="Times New Roman" w:hAnsi="Times New Roman"/>
+                <w:b/>
+                <w:sz w:val="20"/>
+              </w:rPr>
+              <w:t>Significado agronômico</w:t>
+            </w:r>
+          </w:p>
+        </w:tc>
+      </w:tr>
+      <w:tr>
+        <w:tc>
+          <w:tcPr>
+            <w:tcW w:type="dxa" w:w="2880"/>
+          </w:tcPr>
+          <w:p>
+            <w:pPr>
+              <w:spacing w:line="240" w:lineRule="auto"/>
+            </w:pPr>
+            <w:r/>
+            <w:r>
+              <w:rPr>
+                <w:rFonts w:ascii="Times New Roman" w:hAnsi="Times New Roman"/>
+                <w:sz w:val="20"/>
+              </w:rPr>
+              <w:t>VE</w:t>
+            </w:r>
+          </w:p>
+        </w:tc>
+        <w:tc>
+          <w:tcPr>
+            <w:tcW w:type="dxa" w:w="2880"/>
+          </w:tcPr>
+          <w:p>
+            <w:pPr>
+              <w:spacing w:line="240" w:lineRule="auto"/>
+            </w:pPr>
+            <w:r/>
+            <w:r>
+              <w:rPr>
+                <w:rFonts w:ascii="Times New Roman" w:hAnsi="Times New Roman"/>
+                <w:sz w:val="20"/>
+              </w:rPr>
+              <w:t>0%</w:t>
+            </w:r>
+          </w:p>
+        </w:tc>
+        <w:tc>
+          <w:tcPr>
+            <w:tcW w:type="dxa" w:w="2880"/>
+          </w:tcPr>
+          <w:p>
+            <w:pPr>
+              <w:spacing w:line="240" w:lineRule="auto"/>
+            </w:pPr>
+            <w:r/>
+            <w:r>
+              <w:rPr>
+                <w:rFonts w:ascii="Times New Roman" w:hAnsi="Times New Roman"/>
+                <w:sz w:val="20"/>
+              </w:rPr>
+              <w:t>emergência da plântula</w:t>
+            </w:r>
+          </w:p>
+        </w:tc>
+      </w:tr>
+      <w:tr>
+        <w:tc>
+          <w:tcPr>
+            <w:tcW w:type="dxa" w:w="2880"/>
+          </w:tcPr>
+          <w:p>
+            <w:pPr>
+              <w:spacing w:line="240" w:lineRule="auto"/>
+            </w:pPr>
+            <w:r/>
+            <w:r>
+              <w:rPr>
+                <w:rFonts w:ascii="Times New Roman" w:hAnsi="Times New Roman"/>
+                <w:sz w:val="20"/>
+              </w:rPr>
+              <w:t>V4</w:t>
+            </w:r>
+          </w:p>
+        </w:tc>
+        <w:tc>
+          <w:tcPr>
+            <w:tcW w:type="dxa" w:w="2880"/>
+          </w:tcPr>
+          <w:p>
+            <w:pPr>
+              <w:spacing w:line="240" w:lineRule="auto"/>
+            </w:pPr>
+            <w:r/>
+            <w:r>
+              <w:rPr>
+                <w:rFonts w:ascii="Times New Roman" w:hAnsi="Times New Roman"/>
+                <w:sz w:val="20"/>
+              </w:rPr>
+              <w:t>18%</w:t>
+            </w:r>
+          </w:p>
+        </w:tc>
+        <w:tc>
+          <w:tcPr>
+            <w:tcW w:type="dxa" w:w="2880"/>
+          </w:tcPr>
+          <w:p>
+            <w:pPr>
+              <w:spacing w:line="240" w:lineRule="auto"/>
+            </w:pPr>
+            <w:r/>
+            <w:r>
+              <w:rPr>
+                <w:rFonts w:ascii="Times New Roman" w:hAnsi="Times New Roman"/>
+                <w:sz w:val="20"/>
+              </w:rPr>
+              <w:t>quarto trifólio (vegetativo)</w:t>
+            </w:r>
+          </w:p>
+        </w:tc>
+      </w:tr>
+      <w:tr>
+        <w:tc>
+          <w:tcPr>
+            <w:tcW w:type="dxa" w:w="2880"/>
+          </w:tcPr>
+          <w:p>
+            <w:pPr>
+              <w:spacing w:line="240" w:lineRule="auto"/>
+            </w:pPr>
+            <w:r/>
+            <w:r>
+              <w:rPr>
+                <w:rFonts w:ascii="Times New Roman" w:hAnsi="Times New Roman"/>
+                <w:sz w:val="20"/>
+              </w:rPr>
+              <w:t>R1</w:t>
+            </w:r>
+          </w:p>
+        </w:tc>
+        <w:tc>
+          <w:tcPr>
+            <w:tcW w:type="dxa" w:w="2880"/>
+          </w:tcPr>
+          <w:p>
+            <w:pPr>
+              <w:spacing w:line="240" w:lineRule="auto"/>
+            </w:pPr>
+            <w:r/>
+            <w:r>
+              <w:rPr>
+                <w:rFonts w:ascii="Times New Roman" w:hAnsi="Times New Roman"/>
+                <w:sz w:val="20"/>
+              </w:rPr>
+              <w:t>35%</w:t>
+            </w:r>
+          </w:p>
+        </w:tc>
+        <w:tc>
+          <w:tcPr>
+            <w:tcW w:type="dxa" w:w="2880"/>
+          </w:tcPr>
+          <w:p>
+            <w:pPr>
+              <w:spacing w:line="240" w:lineRule="auto"/>
+            </w:pPr>
+            <w:r/>
+            <w:r>
+              <w:rPr>
+                <w:rFonts w:ascii="Times New Roman" w:hAnsi="Times New Roman"/>
+                <w:sz w:val="20"/>
+              </w:rPr>
+              <w:t>início do florescimento</w:t>
+            </w:r>
+          </w:p>
+        </w:tc>
+      </w:tr>
+      <w:tr>
+        <w:tc>
+          <w:tcPr>
+            <w:tcW w:type="dxa" w:w="2880"/>
+          </w:tcPr>
+          <w:p>
+            <w:pPr>
+              <w:spacing w:line="240" w:lineRule="auto"/>
+            </w:pPr>
+            <w:r/>
+            <w:r>
+              <w:rPr>
+                <w:rFonts w:ascii="Times New Roman" w:hAnsi="Times New Roman"/>
+                <w:sz w:val="20"/>
+              </w:rPr>
+              <w:t>R3</w:t>
+            </w:r>
+          </w:p>
+        </w:tc>
+        <w:tc>
+          <w:tcPr>
+            <w:tcW w:type="dxa" w:w="2880"/>
+          </w:tcPr>
+          <w:p>
+            <w:pPr>
+              <w:spacing w:line="240" w:lineRule="auto"/>
+            </w:pPr>
+            <w:r/>
+            <w:r>
+              <w:rPr>
+                <w:rFonts w:ascii="Times New Roman" w:hAnsi="Times New Roman"/>
+                <w:sz w:val="20"/>
+              </w:rPr>
+              <w:t>50%</w:t>
+            </w:r>
+          </w:p>
+        </w:tc>
+        <w:tc>
+          <w:tcPr>
+            <w:tcW w:type="dxa" w:w="2880"/>
+          </w:tcPr>
+          <w:p>
+            <w:pPr>
+              <w:spacing w:line="240" w:lineRule="auto"/>
+            </w:pPr>
+            <w:r/>
+            <w:r>
+              <w:rPr>
+                <w:rFonts w:ascii="Times New Roman" w:hAnsi="Times New Roman"/>
+                <w:sz w:val="20"/>
+              </w:rPr>
+              <w:t>início da formação de vagens</w:t>
+            </w:r>
+          </w:p>
+        </w:tc>
+      </w:tr>
+      <w:tr>
+        <w:tc>
+          <w:tcPr>
+            <w:tcW w:type="dxa" w:w="2880"/>
+          </w:tcPr>
+          <w:p>
+            <w:pPr>
+              <w:spacing w:line="240" w:lineRule="auto"/>
+            </w:pPr>
+            <w:r/>
+            <w:r>
+              <w:rPr>
+                <w:rFonts w:ascii="Times New Roman" w:hAnsi="Times New Roman"/>
+                <w:sz w:val="20"/>
+              </w:rPr>
+              <w:t>R5</w:t>
+            </w:r>
+          </w:p>
+        </w:tc>
+        <w:tc>
+          <w:tcPr>
+            <w:tcW w:type="dxa" w:w="2880"/>
+          </w:tcPr>
+          <w:p>
+            <w:pPr>
+              <w:spacing w:line="240" w:lineRule="auto"/>
+            </w:pPr>
+            <w:r/>
+            <w:r>
+              <w:rPr>
+                <w:rFonts w:ascii="Times New Roman" w:hAnsi="Times New Roman"/>
+                <w:sz w:val="20"/>
+              </w:rPr>
+              <w:t>66%</w:t>
+            </w:r>
+          </w:p>
+        </w:tc>
+        <w:tc>
+          <w:tcPr>
+            <w:tcW w:type="dxa" w:w="2880"/>
+          </w:tcPr>
+          <w:p>
+            <w:pPr>
+              <w:spacing w:line="240" w:lineRule="auto"/>
+            </w:pPr>
+            <w:r/>
+            <w:r>
+              <w:rPr>
+                <w:rFonts w:ascii="Times New Roman" w:hAnsi="Times New Roman"/>
+                <w:sz w:val="20"/>
+              </w:rPr>
+              <w:t>início do enchimento de grãos</w:t>
+            </w:r>
+          </w:p>
+        </w:tc>
+      </w:tr>
+      <w:tr>
+        <w:tc>
+          <w:tcPr>
+            <w:tcW w:type="dxa" w:w="2880"/>
+          </w:tcPr>
+          <w:p>
+            <w:pPr>
+              <w:spacing w:line="240" w:lineRule="auto"/>
+            </w:pPr>
+            <w:r/>
+            <w:r>
+              <w:rPr>
+                <w:rFonts w:ascii="Times New Roman" w:hAnsi="Times New Roman"/>
+                <w:sz w:val="20"/>
+              </w:rPr>
+              <w:t>R6</w:t>
+            </w:r>
+          </w:p>
+        </w:tc>
+        <w:tc>
+          <w:tcPr>
+            <w:tcW w:type="dxa" w:w="2880"/>
+          </w:tcPr>
+          <w:p>
+            <w:pPr>
+              <w:spacing w:line="240" w:lineRule="auto"/>
+            </w:pPr>
+            <w:r/>
+            <w:r>
+              <w:rPr>
+                <w:rFonts w:ascii="Times New Roman" w:hAnsi="Times New Roman"/>
+                <w:sz w:val="20"/>
+              </w:rPr>
+              <w:t>80%</w:t>
+            </w:r>
+          </w:p>
+        </w:tc>
+        <w:tc>
+          <w:tcPr>
+            <w:tcW w:type="dxa" w:w="2880"/>
+          </w:tcPr>
+          <w:p>
+            <w:pPr>
+              <w:spacing w:line="240" w:lineRule="auto"/>
+            </w:pPr>
+            <w:r/>
+            <w:r>
+              <w:rPr>
+                <w:rFonts w:ascii="Times New Roman" w:hAnsi="Times New Roman"/>
+                <w:sz w:val="20"/>
+              </w:rPr>
+              <w:t>pleno enchimento de grãos</w:t>
+            </w:r>
+          </w:p>
+        </w:tc>
+      </w:tr>
+      <w:tr>
+        <w:tc>
+          <w:tcPr>
+            <w:tcW w:type="dxa" w:w="2880"/>
+          </w:tcPr>
+          <w:p>
+            <w:pPr>
+              <w:spacing w:line="240" w:lineRule="auto"/>
+            </w:pPr>
+            <w:r/>
+            <w:r>
+              <w:rPr>
+                <w:rFonts w:ascii="Times New Roman" w:hAnsi="Times New Roman"/>
+                <w:sz w:val="20"/>
+              </w:rPr>
+              <w:t>R8</w:t>
+            </w:r>
+          </w:p>
+        </w:tc>
+        <w:tc>
+          <w:tcPr>
+            <w:tcW w:type="dxa" w:w="2880"/>
+          </w:tcPr>
+          <w:p>
+            <w:pPr>
+              <w:spacing w:line="240" w:lineRule="auto"/>
+            </w:pPr>
+            <w:r/>
+            <w:r>
+              <w:rPr>
+                <w:rFonts w:ascii="Times New Roman" w:hAnsi="Times New Roman"/>
+                <w:sz w:val="20"/>
+              </w:rPr>
+              <w:t>100%</w:t>
+            </w:r>
+          </w:p>
+        </w:tc>
+        <w:tc>
+          <w:tcPr>
+            <w:tcW w:type="dxa" w:w="2880"/>
+          </w:tcPr>
+          <w:p>
+            <w:pPr>
+              <w:spacing w:line="240" w:lineRule="auto"/>
+            </w:pPr>
+            <w:r/>
+            <w:r>
+              <w:rPr>
+                <w:rFonts w:ascii="Times New Roman" w:hAnsi="Times New Roman"/>
+                <w:sz w:val="20"/>
+              </w:rPr>
+              <w:t>maturação plena (colheita)</w:t>
+            </w:r>
+          </w:p>
+        </w:tc>
+      </w:tr>
+    </w:tbl>
+    <w:p>
+      <w:pPr>
+        <w:spacing w:after="120"/>
+      </w:pPr>
     </w:p>
     <w:p>
       <w:pPr>
@@ -1701,6 +2294,69 @@
     </w:p>
     <w:p>
       <w:pPr>
+        <w:spacing w:after="120"/>
+        <w:ind w:firstLine="720"/>
+      </w:pPr>
+      <w:r>
+        <w:t>A figura a seguir ilustra os dois coeficientes que governam o balanço: o Kc, que define quanto a planta consome água em cada fase (máximo na floração e formação de vagens), e a sensibilidade ao déficit, que pondera o quanto a falta de água em cada fase compromete a produtividade. A sobreposição das duas curvas explica por que o período reprodutivo (R3–R5) é o mais crítico: é quando a lavoura mais bebe e mais sofre com a falta d’água.</w:t>
+      </w:r>
+    </w:p>
+    <w:p>
+      <w:pPr>
+        <w:spacing w:before="120"/>
+        <w:jc w:val="center"/>
+      </w:pPr>
+      <w:r>
+        <w:drawing>
+          <wp:inline xmlns:a="http://schemas.openxmlformats.org/drawingml/2006/main" xmlns:pic="http://schemas.openxmlformats.org/drawingml/2006/picture">
+            <wp:extent cx="5394960" cy="1926771"/>
+            <wp:docPr id="3" name="Picture 3"/>
+            <wp:cNvGraphicFramePr>
+              <a:graphicFrameLocks noChangeAspect="1"/>
+            </wp:cNvGraphicFramePr>
+            <a:graphic>
+              <a:graphicData uri="http://schemas.openxmlformats.org/drawingml/2006/picture">
+                <pic:pic>
+                  <pic:nvPicPr>
+                    <pic:cNvPr id="0" name="r_kc.png"/>
+                    <pic:cNvPicPr/>
+                  </pic:nvPicPr>
+                  <pic:blipFill>
+                    <a:blip r:embed="rId11"/>
+                    <a:stretch>
+                      <a:fillRect/>
+                    </a:stretch>
+                  </pic:blipFill>
+                  <pic:spPr>
+                    <a:xfrm>
+                      <a:off x="0" y="0"/>
+                      <a:ext cx="5394960" cy="1926771"/>
+                    </a:xfrm>
+                    <a:prstGeom prst="rect"/>
+                  </pic:spPr>
+                </pic:pic>
+              </a:graphicData>
+            </a:graphic>
+          </wp:inline>
+        </w:drawing>
+      </w:r>
+    </w:p>
+    <w:p>
+      <w:pPr>
+        <w:spacing w:after="160"/>
+        <w:jc w:val="center"/>
+      </w:pPr>
+      <w:r>
+        <w:rPr>
+          <w:b w:val="0"/>
+          <w:color w:val="444444"/>
+          <w:sz w:val="20"/>
+        </w:rPr>
+        <w:t>Figura 3 — Coeficiente de cultura (Kc) e sensibilidade ao déficit hídrico por estádio</w:t>
+      </w:r>
+    </w:p>
+    <w:p>
+      <w:pPr>
         <w:pStyle w:val="Heading2"/>
       </w:pPr>
       <w:r>
@@ -1736,7 +2392,7 @@
         <w:ind w:firstLine="720"/>
       </w:pPr>
       <w:r>
-        <w:t>Cada fator possui regra própria derivada da literatura (Tabela 2). A janela de semeadura entra como penalidade convertida em multiplicador; a calibração aprendida do talhão (seção 3.13) entra de forma aditiva e explícita. O resultado é acompanhado de um intervalo de incerteza (±), calculado a partir da confiança média dos fatores.</w:t>
+        <w:t>Cada fator possui regra própria derivada da literatura (Tabela a seguir). A janela de semeadura entra como penalidade convertida em multiplicador; a calibração aprendida do talhão (seção 3.13) entra de forma aditiva e explícita. O resultado é acompanhado de um intervalo de incerteza (±), calculado a partir da confiança média dos fatores.</w:t>
       </w:r>
     </w:p>
     <w:p>
@@ -1750,7 +2406,7 @@
           <w:color w:val="444444"/>
           <w:sz w:val="20"/>
         </w:rPr>
-        <w:t>Tabela 2 — Fatores da cascata IPPD e faixas de referência</w:t>
+        <w:t>Tabela 3 — Fatores da cascata IPPD e faixas de referência</w:t>
       </w:r>
     </w:p>
     <w:tbl>
@@ -2448,7 +3104,7 @@
         <w:ind w:firstLine="720"/>
       </w:pPr>
       <w:r>
-        <w:t>A escolha das tecnologias (Tabela 3) seguiu os critérios de custo mínimo (todas gratuitas e de código aberto), robustez e adequação à tarefa. O motor foi escrito em Python pela clareza e pela afinidade com a ciência de dados; a API em FastAPI pela validação automática de dados; a interface em Next.js/React pela reatividade; e a persistência em PostGIS pela capacidade geoespacial nativa.</w:t>
+        <w:t>A escolha das tecnologias (Tabela a seguir) seguiu os critérios de custo mínimo (todas gratuitas e de código aberto), robustez e adequação à tarefa. O motor foi escrito em Python pela clareza e pela afinidade com a ciência de dados; a API em FastAPI pela validação automática de dados; a interface em Next.js/React pela reatividade; e a persistência em PostGIS pela capacidade geoespacial nativa.</w:t>
       </w:r>
     </w:p>
     <w:p>
@@ -2462,7 +3118,7 @@
           <w:color w:val="444444"/>
           <w:sz w:val="20"/>
         </w:rPr>
-        <w:t>Tabela 3 — Pilha tecnológica por camada</w:t>
+        <w:t>Tabela 4 — Pilha tecnológica por camada</w:t>
       </w:r>
     </w:p>
     <w:tbl>
@@ -3125,7 +3781,7 @@
         <w:ind w:firstLine="720"/>
       </w:pPr>
       <w:r>
-        <w:t>O sistema foi implementado conforme a arquitetura de três camadas descrita na metodologia. O processamento de uma safra segue um pipeline determinístico encadeado (Figura 2), no qual cada componente entrega o insumo do seguinte, garantindo que o resultado final seja integralmente rastreável até as entradas.</w:t>
+        <w:t>O sistema foi implementado conforme a arquitetura de três camadas descrita na metodologia. O processamento de uma safra segue um pipeline determinístico encadeado (Figura a seguir), no qual cada componente entrega o insumo do seguinte, garantindo que o resultado final seja integralmente rastreável até as entradas.</w:t>
       </w:r>
     </w:p>
     <w:p>
@@ -3137,7 +3793,7 @@
         <w:drawing>
           <wp:inline xmlns:a="http://schemas.openxmlformats.org/drawingml/2006/main" xmlns:pic="http://schemas.openxmlformats.org/drawingml/2006/picture">
             <wp:extent cx="5394960" cy="1138936"/>
-            <wp:docPr id="2" name="Picture 2"/>
+            <wp:docPr id="4" name="Picture 4"/>
             <wp:cNvGraphicFramePr>
               <a:graphicFrameLocks noChangeAspect="1"/>
             </wp:cNvGraphicFramePr>
@@ -3149,7 +3805,7 @@
                     <pic:cNvPicPr/>
                   </pic:nvPicPr>
                   <pic:blipFill>
-                    <a:blip r:embed="rId10"/>
+                    <a:blip r:embed="rId12"/>
                     <a:stretch>
                       <a:fillRect/>
                     </a:stretch>
@@ -3179,7 +3835,7 @@
           <w:color w:val="444444"/>
           <w:sz w:val="20"/>
         </w:rPr>
-        <w:t>Figura 2 — Pipeline determinístico de simulação da safra</w:t>
+        <w:t>Figura 4 — Pipeline determinístico de simulação da safra</w:t>
       </w:r>
     </w:p>
     <w:p>
@@ -3205,7 +3861,7 @@
         <w:ind w:firstLine="720"/>
       </w:pPr>
       <w:r>
-        <w:t>A integração das fontes heterogêneas (Tabela 1) foi realizada com sucesso, com destaque para o clima: o sistema busca, para a coordenada exata do talhão, a série climática do Open-Meteo, combinando dados observados, previsão e climatologia conforme a safra esteja no passado, em curso ou no futuro. Um resultado relevante é que o sistema não trata todos os dados como igualmente confiáveis: a camada de proveniência classifica cada variável e produz um índice de precisão — que, para o talhão-referência com dados majoritariamente de referência regional, resultou em 37% (classificado como “baixa”). Esse valor não é uma deficiência, mas uma informação honesta: indica ao produtor o quanto a estimativa ainda se apoia em médias regionais e quais dados reais elevariam sua confiança.</w:t>
+        <w:t>A integração das fontes heterogêneas (Tabela 1, da metodologia) foi realizada com sucesso, com destaque para o clima: o sistema busca, para a coordenada exata do talhão, a série climática do Open-Meteo, combinando dados observados, previsão e climatologia conforme a safra esteja no passado, em curso ou no futuro. Um resultado relevante é que o sistema não trata todos os dados como igualmente confiáveis: a camada de proveniência classifica cada variável e produz um índice de precisão — que, para o talhão-referência com dados majoritariamente de referência regional, resultou em 37% (classificado como “baixa”). Esse valor não é uma deficiência, mas uma informação honesta: indica ao produtor o quanto a estimativa ainda se apoia em médias regionais e quais dados reais elevariam sua confiança.</w:t>
       </w:r>
     </w:p>
     <w:p>
@@ -3222,7 +3878,7 @@
         <w:ind w:firstLine="720"/>
       </w:pPr>
       <w:r>
-        <w:t>O resultado central do sistema é a decomposição explicável da produtividade. Para o talhão-referência, o motor estimou 51.5 ± 8.8 sc/ha (confiança de 74%), partindo do potencial genético de 95 sc/ha. A Figura 3 e a Tabela 4 mostram a cascata completa: cada fator e sua contribuição em sacas por hectare.</w:t>
+        <w:t>O resultado central do sistema é a decomposição explicável da produtividade. Para o talhão-referência, o motor estimou 51.5 ± 8.8 sc/ha (confiança de 74%), partindo do potencial genético de 95 sc/ha. A figura e a tabela a seguir mostram a cascata completa: cada fator e sua contribuição em sacas por hectare.</w:t>
       </w:r>
     </w:p>
     <w:p>
@@ -3234,7 +3890,7 @@
         <w:drawing>
           <wp:inline xmlns:a="http://schemas.openxmlformats.org/drawingml/2006/main" xmlns:pic="http://schemas.openxmlformats.org/drawingml/2006/picture">
             <wp:extent cx="5394960" cy="2634748"/>
-            <wp:docPr id="3" name="Picture 3"/>
+            <wp:docPr id="5" name="Picture 5"/>
             <wp:cNvGraphicFramePr>
               <a:graphicFrameLocks noChangeAspect="1"/>
             </wp:cNvGraphicFramePr>
@@ -3246,7 +3902,7 @@
                     <pic:cNvPicPr/>
                   </pic:nvPicPr>
                   <pic:blipFill>
-                    <a:blip r:embed="rId11"/>
+                    <a:blip r:embed="rId13"/>
                     <a:stretch>
                       <a:fillRect/>
                     </a:stretch>
@@ -3276,7 +3932,7 @@
           <w:color w:val="444444"/>
           <w:sz w:val="20"/>
         </w:rPr>
-        <w:t>Figura 3 — Cascata IPPD: do potencial genético à produtividade esperada</w:t>
+        <w:t>Figura 5 — Cascata IPPD: do potencial genético à produtividade esperada</w:t>
       </w:r>
     </w:p>
     <w:p>
@@ -3290,7 +3946,7 @@
           <w:color w:val="444444"/>
           <w:sz w:val="20"/>
         </w:rPr>
-        <w:t>Tabela 4 — Decomposição IPPD do talhão-referência</w:t>
+        <w:t>Tabela 5 — Decomposição IPPD do talhão-referência</w:t>
       </w:r>
     </w:p>
     <w:tbl>
@@ -4437,6 +5093,69 @@
     </w:p>
     <w:p>
       <w:pPr>
+        <w:spacing w:after="120"/>
+        <w:ind w:firstLine="720"/>
+      </w:pPr>
+      <w:r>
+        <w:t>A origem dessa limitação hídrica pode ser localizada no tempo. A figura a seguir mostra o estresse por estádio calculado pelo balanço FAO-56 para o talhão-referência: o déficit concentra-se justamente no período reprodutivo (R3–R5), o mais sensível — o que explica, quantitativamente, por que a água é o principal fator de perda na cascata.</w:t>
+      </w:r>
+    </w:p>
+    <w:p>
+      <w:pPr>
+        <w:spacing w:before="120"/>
+        <w:jc w:val="center"/>
+      </w:pPr>
+      <w:r>
+        <w:drawing>
+          <wp:inline xmlns:a="http://schemas.openxmlformats.org/drawingml/2006/main" xmlns:pic="http://schemas.openxmlformats.org/drawingml/2006/picture">
+            <wp:extent cx="5394960" cy="1734094"/>
+            <wp:docPr id="6" name="Picture 6"/>
+            <wp:cNvGraphicFramePr>
+              <a:graphicFrameLocks noChangeAspect="1"/>
+            </wp:cNvGraphicFramePr>
+            <a:graphic>
+              <a:graphicData uri="http://schemas.openxmlformats.org/drawingml/2006/picture">
+                <pic:pic>
+                  <pic:nvPicPr>
+                    <pic:cNvPr id="0" name="r_water.png"/>
+                    <pic:cNvPicPr/>
+                  </pic:nvPicPr>
+                  <pic:blipFill>
+                    <a:blip r:embed="rId14"/>
+                    <a:stretch>
+                      <a:fillRect/>
+                    </a:stretch>
+                  </pic:blipFill>
+                  <pic:spPr>
+                    <a:xfrm>
+                      <a:off x="0" y="0"/>
+                      <a:ext cx="5394960" cy="1734094"/>
+                    </a:xfrm>
+                    <a:prstGeom prst="rect"/>
+                  </pic:spPr>
+                </pic:pic>
+              </a:graphicData>
+            </a:graphic>
+          </wp:inline>
+        </w:drawing>
+      </w:r>
+    </w:p>
+    <w:p>
+      <w:pPr>
+        <w:spacing w:after="160"/>
+        <w:jc w:val="center"/>
+      </w:pPr>
+      <w:r>
+        <w:rPr>
+          <w:b w:val="0"/>
+          <w:color w:val="444444"/>
+          <w:sz w:val="20"/>
+        </w:rPr>
+        <w:t>Figura 6 — Estresse hídrico por estádio calculado pelo balanço FAO-56 (talhão-referência)</w:t>
+      </w:r>
+    </w:p>
+    <w:p>
+      <w:pPr>
         <w:pStyle w:val="Heading2"/>
       </w:pPr>
       <w:r>
@@ -4466,7 +5185,7 @@
         <w:ind w:firstLine="720"/>
       </w:pPr>
       <w:r>
-        <w:t>O sistema condensa a saúde da safra em um índice geral (0–100) e em seis dimensões (Figura 5). Para o talhão-referência, o índice geral foi 88, classificado como “saudável”. As dimensões permitem localizar a origem da nota:</w:t>
+        <w:t>O sistema condensa a saúde da safra em um índice geral (0–100) e em seis dimensões (figura a seguir). Para o talhão-referência, o índice geral foi 88, classificado como “saudável”. As dimensões permitem localizar a origem da nota:</w:t>
       </w:r>
     </w:p>
     <w:p>
@@ -4478,7 +5197,7 @@
         <w:drawing>
           <wp:inline xmlns:a="http://schemas.openxmlformats.org/drawingml/2006/main" xmlns:pic="http://schemas.openxmlformats.org/drawingml/2006/picture">
             <wp:extent cx="5394960" cy="2271562"/>
-            <wp:docPr id="4" name="Picture 4"/>
+            <wp:docPr id="7" name="Picture 7"/>
             <wp:cNvGraphicFramePr>
               <a:graphicFrameLocks noChangeAspect="1"/>
             </wp:cNvGraphicFramePr>
@@ -4490,7 +5209,7 @@
                     <pic:cNvPicPr/>
                   </pic:nvPicPr>
                   <pic:blipFill>
-                    <a:blip r:embed="rId12"/>
+                    <a:blip r:embed="rId15"/>
                     <a:stretch>
                       <a:fillRect/>
                     </a:stretch>
@@ -4520,7 +5239,7 @@
           <w:color w:val="444444"/>
           <w:sz w:val="20"/>
         </w:rPr>
-        <w:t>Figura 4 — Índice de saúde da safra em seis dimensões</w:t>
+        <w:t>Figura 7 — Índice de saúde da safra em seis dimensões</w:t>
       </w:r>
     </w:p>
     <w:p>
@@ -4546,7 +5265,7 @@
         <w:ind w:firstLine="720"/>
       </w:pPr>
       <w:r>
-        <w:t>A análise de risco por simulação de Monte Carlo (3.000 safras) quantificou a incerteza e revelou a sensibilidade do resultado ao fenômeno ENSO (Figura 4 e Figura 6, Tabela 5). A distribuição de lucro para a fase neutra mostra a faixa provável e a probabilidade de prejuízo.</w:t>
+        <w:t>A análise de risco por simulação de Monte Carlo (3.000 safras) quantificou a incerteza e revelou a sensibilidade do resultado ao fenômeno ENSO (figuras e tabela a seguir). A distribuição de lucro para a fase neutra mostra a faixa provável e a probabilidade de prejuízo.</w:t>
       </w:r>
     </w:p>
     <w:p>
@@ -4558,7 +5277,7 @@
         <w:drawing>
           <wp:inline xmlns:a="http://schemas.openxmlformats.org/drawingml/2006/main" xmlns:pic="http://schemas.openxmlformats.org/drawingml/2006/picture">
             <wp:extent cx="5394960" cy="2183674"/>
-            <wp:docPr id="5" name="Picture 5"/>
+            <wp:docPr id="8" name="Picture 8"/>
             <wp:cNvGraphicFramePr>
               <a:graphicFrameLocks noChangeAspect="1"/>
             </wp:cNvGraphicFramePr>
@@ -4570,7 +5289,7 @@
                     <pic:cNvPicPr/>
                   </pic:nvPicPr>
                   <pic:blipFill>
-                    <a:blip r:embed="rId13"/>
+                    <a:blip r:embed="rId16"/>
                     <a:stretch>
                       <a:fillRect/>
                     </a:stretch>
@@ -4600,7 +5319,7 @@
           <w:color w:val="444444"/>
           <w:sz w:val="20"/>
         </w:rPr>
-        <w:t>Figura 5 — Distribuição de lucro em 3.000 safras simuladas (Monte Carlo)</w:t>
+        <w:t>Figura 8 — Distribuição de lucro em 3.000 safras simuladas (Monte Carlo)</w:t>
       </w:r>
     </w:p>
     <w:p>
@@ -4612,7 +5331,7 @@
         <w:drawing>
           <wp:inline xmlns:a="http://schemas.openxmlformats.org/drawingml/2006/main" xmlns:pic="http://schemas.openxmlformats.org/drawingml/2006/picture">
             <wp:extent cx="5394960" cy="2413535"/>
-            <wp:docPr id="6" name="Picture 6"/>
+            <wp:docPr id="9" name="Picture 9"/>
             <wp:cNvGraphicFramePr>
               <a:graphicFrameLocks noChangeAspect="1"/>
             </wp:cNvGraphicFramePr>
@@ -4624,7 +5343,7 @@
                     <pic:cNvPicPr/>
                   </pic:nvPicPr>
                   <pic:blipFill>
-                    <a:blip r:embed="rId14"/>
+                    <a:blip r:embed="rId17"/>
                     <a:stretch>
                       <a:fillRect/>
                     </a:stretch>
@@ -4654,7 +5373,7 @@
           <w:color w:val="444444"/>
           <w:sz w:val="20"/>
         </w:rPr>
-        <w:t>Figura 6 — Produtividade por fase do fenômeno ENSO (El Niño/Neutro/La Niña)</w:t>
+        <w:t>Figura 9 — Produtividade por fase do fenômeno ENSO (El Niño/Neutro/La Niña)</w:t>
       </w:r>
     </w:p>
     <w:p>
@@ -4668,7 +5387,7 @@
           <w:color w:val="444444"/>
           <w:sz w:val="20"/>
         </w:rPr>
-        <w:t>Tabela 5 — Análise de risco por fase ENSO</w:t>
+        <w:t>Tabela 6 — Análise de risco por fase ENSO</w:t>
       </w:r>
     </w:p>
     <w:tbl>
@@ -5161,7 +5880,7 @@
         <w:ind w:firstLine="720"/>
       </w:pPr>
       <w:r>
-        <w:t>Além de estimar, o sistema recomenda. O motor de decisão avaliou o catálogo de intervenções para o talhão-referência, medindo o impacto de cada uma em produtividade e lucro e a probabilidade de ser vantajosa (Tabela 6).</w:t>
+        <w:t>Além de estimar, o sistema recomenda. O motor de decisão avaliou o catálogo de intervenções para o talhão-referência, medindo o impacto de cada uma em produtividade e lucro e a probabilidade de ser vantajosa (tabela a seguir).</w:t>
       </w:r>
     </w:p>
     <w:p>
@@ -5175,7 +5894,7 @@
           <w:color w:val="444444"/>
           <w:sz w:val="20"/>
         </w:rPr>
-        <w:t>Tabela 6 — Intervenções avaliadas pelo motor de decisão</w:t>
+        <w:t>Tabela 7 — Intervenções avaliadas pelo motor de decisão</w:t>
       </w:r>
     </w:p>
     <w:tbl>
@@ -5511,7 +6230,629 @@
         <w:pStyle w:val="Heading2"/>
       </w:pPr>
       <w:r>
-        <w:t>4.8 Diagnóstico e confiança</w:t>
+        <w:t>4.8 Análises de sensibilidade do modelo</w:t>
+      </w:r>
+    </w:p>
+    <w:p>
+      <w:pPr>
+        <w:spacing w:after="120"/>
+        <w:ind w:firstLine="720"/>
+      </w:pPr>
+      <w:r>
+        <w:t>Para avaliar a coerência agronômica do motor e ilustrar seu comportamento, foram conduzidas análises de sensibilidade, variando um parâmetro por vez e observando o efeito na produtividade estimada. Os resultados confirmam que o modelo responde na direção esperada pela ciência agronômica.</w:t>
+      </w:r>
+    </w:p>
+    <w:p>
+      <w:pPr>
+        <w:spacing w:after="120"/>
+        <w:ind w:firstLine="720"/>
+      </w:pPr>
+      <w:r>
+        <w:t>A primeira análise varia a data de semeadura ao longo da primavera. A figura a seguir mostra que a produtividade é máxima no núcleo da janela ZARC (segunda quinzena de outubro) e decai à medida que a semeadura se atrasa para dezembro — reproduzindo o risco de expor o período reprodutivo a condições menos favoráveis.</w:t>
+      </w:r>
+    </w:p>
+    <w:p>
+      <w:pPr>
+        <w:spacing w:before="120"/>
+        <w:jc w:val="center"/>
+      </w:pPr>
+      <w:r>
+        <w:drawing>
+          <wp:inline xmlns:a="http://schemas.openxmlformats.org/drawingml/2006/main" xmlns:pic="http://schemas.openxmlformats.org/drawingml/2006/picture">
+            <wp:extent cx="5394960" cy="2157984"/>
+            <wp:docPr id="10" name="Picture 10"/>
+            <wp:cNvGraphicFramePr>
+              <a:graphicFrameLocks noChangeAspect="1"/>
+            </wp:cNvGraphicFramePr>
+            <a:graphic>
+              <a:graphicData uri="http://schemas.openxmlformats.org/drawingml/2006/picture">
+                <pic:pic>
+                  <pic:nvPicPr>
+                    <pic:cNvPr id="0" name="r_sowing.png"/>
+                    <pic:cNvPicPr/>
+                  </pic:nvPicPr>
+                  <pic:blipFill>
+                    <a:blip r:embed="rId18"/>
+                    <a:stretch>
+                      <a:fillRect/>
+                    </a:stretch>
+                  </pic:blipFill>
+                  <pic:spPr>
+                    <a:xfrm>
+                      <a:off x="0" y="0"/>
+                      <a:ext cx="5394960" cy="2157984"/>
+                    </a:xfrm>
+                    <a:prstGeom prst="rect"/>
+                  </pic:spPr>
+                </pic:pic>
+              </a:graphicData>
+            </a:graphic>
+          </wp:inline>
+        </w:drawing>
+      </w:r>
+    </w:p>
+    <w:p>
+      <w:pPr>
+        <w:spacing w:after="160"/>
+        <w:jc w:val="center"/>
+      </w:pPr>
+      <w:r>
+        <w:rPr>
+          <w:b w:val="0"/>
+          <w:color w:val="444444"/>
+          <w:sz w:val="20"/>
+        </w:rPr>
+        <w:t>Figura 10 — Sensibilidade da produtividade à data de semeadura, com a janela ZARC destacada</w:t>
+      </w:r>
+    </w:p>
+    <w:p>
+      <w:pPr>
+        <w:spacing w:after="120"/>
+        <w:ind w:firstLine="720"/>
+      </w:pPr>
+      <w:r>
+        <w:t>A segunda análise varia a população de plantas. Observa-se um platô na faixa ótima (260–340 mil plantas/ha) e queda tanto abaixo (estande insuficiente) quanto acima (competição intraespecífica) — comportamento clássico de resposta à densidade.</w:t>
+      </w:r>
+    </w:p>
+    <w:p>
+      <w:pPr>
+        <w:spacing w:before="120"/>
+        <w:jc w:val="center"/>
+      </w:pPr>
+      <w:r>
+        <w:drawing>
+          <wp:inline xmlns:a="http://schemas.openxmlformats.org/drawingml/2006/main" xmlns:pic="http://schemas.openxmlformats.org/drawingml/2006/picture">
+            <wp:extent cx="5394960" cy="2023110"/>
+            <wp:docPr id="11" name="Picture 11"/>
+            <wp:cNvGraphicFramePr>
+              <a:graphicFrameLocks noChangeAspect="1"/>
+            </wp:cNvGraphicFramePr>
+            <a:graphic>
+              <a:graphicData uri="http://schemas.openxmlformats.org/drawingml/2006/picture">
+                <pic:pic>
+                  <pic:nvPicPr>
+                    <pic:cNvPr id="0" name="r_pop.png"/>
+                    <pic:cNvPicPr/>
+                  </pic:nvPicPr>
+                  <pic:blipFill>
+                    <a:blip r:embed="rId19"/>
+                    <a:stretch>
+                      <a:fillRect/>
+                    </a:stretch>
+                  </pic:blipFill>
+                  <pic:spPr>
+                    <a:xfrm>
+                      <a:off x="0" y="0"/>
+                      <a:ext cx="5394960" cy="2023110"/>
+                    </a:xfrm>
+                    <a:prstGeom prst="rect"/>
+                  </pic:spPr>
+                </pic:pic>
+              </a:graphicData>
+            </a:graphic>
+          </wp:inline>
+        </w:drawing>
+      </w:r>
+    </w:p>
+    <w:p>
+      <w:pPr>
+        <w:spacing w:after="160"/>
+        <w:jc w:val="center"/>
+      </w:pPr>
+      <w:r>
+        <w:rPr>
+          <w:b w:val="0"/>
+          <w:color w:val="444444"/>
+          <w:sz w:val="20"/>
+        </w:rPr>
+        <w:t>Figura 11 — Sensibilidade da produtividade à população de plantas, com a faixa ótima destacada</w:t>
+      </w:r>
+    </w:p>
+    <w:p>
+      <w:pPr>
+        <w:spacing w:after="120"/>
+        <w:ind w:firstLine="720"/>
+      </w:pPr>
+      <w:r>
+        <w:t>A terceira análise é a mais reveladora do ponto de vista econômico: varia o número de aplicações de fungicida. Enquanto a produtividade cresce de forma decrescente a cada aplicação, o LUCRO atinge o máximo com duas aplicações e diminui com a terceira, cujo custo já supera o ganho marginal. É a demonstração de que ‘mais manejo’ nem sempre é ‘mais lucro’ — e de que o sistema captura esse ótimo econômico.</w:t>
+      </w:r>
+    </w:p>
+    <w:p>
+      <w:pPr>
+        <w:spacing w:before="120"/>
+        <w:jc w:val="center"/>
+      </w:pPr>
+      <w:r>
+        <w:drawing>
+          <wp:inline xmlns:a="http://schemas.openxmlformats.org/drawingml/2006/main" xmlns:pic="http://schemas.openxmlformats.org/drawingml/2006/picture">
+            <wp:extent cx="5394960" cy="2157984"/>
+            <wp:docPr id="12" name="Picture 12"/>
+            <wp:cNvGraphicFramePr>
+              <a:graphicFrameLocks noChangeAspect="1"/>
+            </wp:cNvGraphicFramePr>
+            <a:graphic>
+              <a:graphicData uri="http://schemas.openxmlformats.org/drawingml/2006/picture">
+                <pic:pic>
+                  <pic:nvPicPr>
+                    <pic:cNvPr id="0" name="r_fung.png"/>
+                    <pic:cNvPicPr/>
+                  </pic:nvPicPr>
+                  <pic:blipFill>
+                    <a:blip r:embed="rId20"/>
+                    <a:stretch>
+                      <a:fillRect/>
+                    </a:stretch>
+                  </pic:blipFill>
+                  <pic:spPr>
+                    <a:xfrm>
+                      <a:off x="0" y="0"/>
+                      <a:ext cx="5394960" cy="2157984"/>
+                    </a:xfrm>
+                    <a:prstGeom prst="rect"/>
+                  </pic:spPr>
+                </pic:pic>
+              </a:graphicData>
+            </a:graphic>
+          </wp:inline>
+        </w:drawing>
+      </w:r>
+    </w:p>
+    <w:p>
+      <w:pPr>
+        <w:spacing w:after="160"/>
+        <w:jc w:val="center"/>
+      </w:pPr>
+      <w:r>
+        <w:rPr>
+          <w:b w:val="0"/>
+          <w:color w:val="444444"/>
+          <w:sz w:val="20"/>
+        </w:rPr>
+        <w:t>Figura 12 — Produtividade e lucro conforme o número de aplicações de fungicida</w:t>
+      </w:r>
+    </w:p>
+    <w:p>
+      <w:pPr>
+        <w:spacing w:after="40"/>
+        <w:jc w:val="center"/>
+      </w:pPr>
+      <w:r>
+        <w:rPr>
+          <w:b w:val="0"/>
+          <w:color w:val="444444"/>
+          <w:sz w:val="20"/>
+        </w:rPr>
+        <w:t>Tabela 8 — Síntese da análise de sensibilidade ao número de fungicidas</w:t>
+      </w:r>
+    </w:p>
+    <w:tbl>
+      <w:tblPr>
+        <w:tblStyle w:val="LightGrid-Accent1"/>
+        <w:tblW w:type="auto" w:w="0"/>
+        <w:jc w:val="center"/>
+        <w:tblLook w:firstColumn="1" w:firstRow="1" w:lastColumn="0" w:lastRow="0" w:noHBand="0" w:noVBand="1" w:val="04A0"/>
+      </w:tblPr>
+      <w:tblGrid>
+        <w:gridCol w:w="2160"/>
+        <w:gridCol w:w="2160"/>
+        <w:gridCol w:w="2160"/>
+        <w:gridCol w:w="2160"/>
+      </w:tblGrid>
+      <w:tr>
+        <w:tc>
+          <w:tcPr>
+            <w:tcW w:type="dxa" w:w="2160"/>
+          </w:tcPr>
+          <w:p>
+            <w:pPr>
+              <w:spacing w:line="240" w:lineRule="auto"/>
+            </w:pPr>
+            <w:r/>
+            <w:r>
+              <w:rPr>
+                <w:rFonts w:ascii="Times New Roman" w:hAnsi="Times New Roman"/>
+                <w:b/>
+                <w:sz w:val="20"/>
+              </w:rPr>
+              <w:t>Nº de fungicidas</w:t>
+            </w:r>
+          </w:p>
+        </w:tc>
+        <w:tc>
+          <w:tcPr>
+            <w:tcW w:type="dxa" w:w="2160"/>
+          </w:tcPr>
+          <w:p>
+            <w:pPr>
+              <w:spacing w:line="240" w:lineRule="auto"/>
+            </w:pPr>
+            <w:r/>
+            <w:r>
+              <w:rPr>
+                <w:rFonts w:ascii="Times New Roman" w:hAnsi="Times New Roman"/>
+                <w:b/>
+                <w:sz w:val="20"/>
+              </w:rPr>
+              <w:t>Produtividade (sc/ha)</w:t>
+            </w:r>
+          </w:p>
+        </w:tc>
+        <w:tc>
+          <w:tcPr>
+            <w:tcW w:type="dxa" w:w="2160"/>
+          </w:tcPr>
+          <w:p>
+            <w:pPr>
+              <w:spacing w:line="240" w:lineRule="auto"/>
+            </w:pPr>
+            <w:r/>
+            <w:r>
+              <w:rPr>
+                <w:rFonts w:ascii="Times New Roman" w:hAnsi="Times New Roman"/>
+                <w:b/>
+                <w:sz w:val="20"/>
+              </w:rPr>
+              <w:t>Lucro (R$/ha)</w:t>
+            </w:r>
+          </w:p>
+        </w:tc>
+        <w:tc>
+          <w:tcPr>
+            <w:tcW w:type="dxa" w:w="2160"/>
+          </w:tcPr>
+          <w:p>
+            <w:pPr>
+              <w:spacing w:line="240" w:lineRule="auto"/>
+            </w:pPr>
+            <w:r/>
+            <w:r>
+              <w:rPr>
+                <w:rFonts w:ascii="Times New Roman" w:hAnsi="Times New Roman"/>
+                <w:b/>
+                <w:sz w:val="20"/>
+              </w:rPr>
+              <w:t>Veredito</w:t>
+            </w:r>
+          </w:p>
+        </w:tc>
+      </w:tr>
+      <w:tr>
+        <w:tc>
+          <w:tcPr>
+            <w:tcW w:type="dxa" w:w="2160"/>
+          </w:tcPr>
+          <w:p>
+            <w:pPr>
+              <w:spacing w:line="240" w:lineRule="auto"/>
+            </w:pPr>
+            <w:r/>
+            <w:r>
+              <w:rPr>
+                <w:rFonts w:ascii="Times New Roman" w:hAnsi="Times New Roman"/>
+                <w:sz w:val="20"/>
+              </w:rPr>
+              <w:t>0</w:t>
+            </w:r>
+          </w:p>
+        </w:tc>
+        <w:tc>
+          <w:tcPr>
+            <w:tcW w:type="dxa" w:w="2160"/>
+          </w:tcPr>
+          <w:p>
+            <w:pPr>
+              <w:spacing w:line="240" w:lineRule="auto"/>
+            </w:pPr>
+            <w:r/>
+            <w:r>
+              <w:rPr>
+                <w:rFonts w:ascii="Times New Roman" w:hAnsi="Times New Roman"/>
+                <w:sz w:val="20"/>
+              </w:rPr>
+              <w:t>46.1</w:t>
+            </w:r>
+          </w:p>
+        </w:tc>
+        <w:tc>
+          <w:tcPr>
+            <w:tcW w:type="dxa" w:w="2160"/>
+          </w:tcPr>
+          <w:p>
+            <w:pPr>
+              <w:spacing w:line="240" w:lineRule="auto"/>
+            </w:pPr>
+            <w:r/>
+            <w:r>
+              <w:rPr>
+                <w:rFonts w:ascii="Times New Roman" w:hAnsi="Times New Roman"/>
+                <w:sz w:val="20"/>
+              </w:rPr>
+              <w:t>2402</w:t>
+            </w:r>
+          </w:p>
+        </w:tc>
+        <w:tc>
+          <w:tcPr>
+            <w:tcW w:type="dxa" w:w="2160"/>
+          </w:tcPr>
+          <w:p>
+            <w:pPr>
+              <w:spacing w:line="240" w:lineRule="auto"/>
+            </w:pPr>
+            <w:r/>
+            <w:r>
+              <w:rPr>
+                <w:rFonts w:ascii="Times New Roman" w:hAnsi="Times New Roman"/>
+                <w:sz w:val="20"/>
+              </w:rPr>
+              <w:t>abaixo do ótimo</w:t>
+            </w:r>
+          </w:p>
+        </w:tc>
+      </w:tr>
+      <w:tr>
+        <w:tc>
+          <w:tcPr>
+            <w:tcW w:type="dxa" w:w="2160"/>
+          </w:tcPr>
+          <w:p>
+            <w:pPr>
+              <w:spacing w:line="240" w:lineRule="auto"/>
+            </w:pPr>
+            <w:r/>
+            <w:r>
+              <w:rPr>
+                <w:rFonts w:ascii="Times New Roman" w:hAnsi="Times New Roman"/>
+                <w:sz w:val="20"/>
+              </w:rPr>
+              <w:t>1</w:t>
+            </w:r>
+          </w:p>
+        </w:tc>
+        <w:tc>
+          <w:tcPr>
+            <w:tcW w:type="dxa" w:w="2160"/>
+          </w:tcPr>
+          <w:p>
+            <w:pPr>
+              <w:spacing w:line="240" w:lineRule="auto"/>
+            </w:pPr>
+            <w:r/>
+            <w:r>
+              <w:rPr>
+                <w:rFonts w:ascii="Times New Roman" w:hAnsi="Times New Roman"/>
+                <w:sz w:val="20"/>
+              </w:rPr>
+              <w:t>49.7</w:t>
+            </w:r>
+          </w:p>
+        </w:tc>
+        <w:tc>
+          <w:tcPr>
+            <w:tcW w:type="dxa" w:w="2160"/>
+          </w:tcPr>
+          <w:p>
+            <w:pPr>
+              <w:spacing w:line="240" w:lineRule="auto"/>
+            </w:pPr>
+            <w:r/>
+            <w:r>
+              <w:rPr>
+                <w:rFonts w:ascii="Times New Roman" w:hAnsi="Times New Roman"/>
+                <w:sz w:val="20"/>
+              </w:rPr>
+              <w:t>2654</w:t>
+            </w:r>
+          </w:p>
+        </w:tc>
+        <w:tc>
+          <w:tcPr>
+            <w:tcW w:type="dxa" w:w="2160"/>
+          </w:tcPr>
+          <w:p>
+            <w:pPr>
+              <w:spacing w:line="240" w:lineRule="auto"/>
+            </w:pPr>
+            <w:r/>
+            <w:r>
+              <w:rPr>
+                <w:rFonts w:ascii="Times New Roman" w:hAnsi="Times New Roman"/>
+                <w:sz w:val="20"/>
+              </w:rPr>
+              <w:t>abaixo do ótimo</w:t>
+            </w:r>
+          </w:p>
+        </w:tc>
+      </w:tr>
+      <w:tr>
+        <w:tc>
+          <w:tcPr>
+            <w:tcW w:type="dxa" w:w="2160"/>
+          </w:tcPr>
+          <w:p>
+            <w:pPr>
+              <w:spacing w:line="240" w:lineRule="auto"/>
+            </w:pPr>
+            <w:r/>
+            <w:r>
+              <w:rPr>
+                <w:rFonts w:ascii="Times New Roman" w:hAnsi="Times New Roman"/>
+                <w:sz w:val="20"/>
+              </w:rPr>
+              <w:t>2</w:t>
+            </w:r>
+          </w:p>
+        </w:tc>
+        <w:tc>
+          <w:tcPr>
+            <w:tcW w:type="dxa" w:w="2160"/>
+          </w:tcPr>
+          <w:p>
+            <w:pPr>
+              <w:spacing w:line="240" w:lineRule="auto"/>
+            </w:pPr>
+            <w:r/>
+            <w:r>
+              <w:rPr>
+                <w:rFonts w:ascii="Times New Roman" w:hAnsi="Times New Roman"/>
+                <w:sz w:val="20"/>
+              </w:rPr>
+              <w:t>51.5</w:t>
+            </w:r>
+          </w:p>
+        </w:tc>
+        <w:tc>
+          <w:tcPr>
+            <w:tcW w:type="dxa" w:w="2160"/>
+          </w:tcPr>
+          <w:p>
+            <w:pPr>
+              <w:spacing w:line="240" w:lineRule="auto"/>
+            </w:pPr>
+            <w:r/>
+            <w:r>
+              <w:rPr>
+                <w:rFonts w:ascii="Times New Roman" w:hAnsi="Times New Roman"/>
+                <w:sz w:val="20"/>
+              </w:rPr>
+              <w:t>2690</w:t>
+            </w:r>
+          </w:p>
+        </w:tc>
+        <w:tc>
+          <w:tcPr>
+            <w:tcW w:type="dxa" w:w="2160"/>
+          </w:tcPr>
+          <w:p>
+            <w:pPr>
+              <w:spacing w:line="240" w:lineRule="auto"/>
+            </w:pPr>
+            <w:r/>
+            <w:r>
+              <w:rPr>
+                <w:rFonts w:ascii="Times New Roman" w:hAnsi="Times New Roman"/>
+                <w:sz w:val="20"/>
+              </w:rPr>
+              <w:t>ótimo econômico</w:t>
+            </w:r>
+          </w:p>
+        </w:tc>
+      </w:tr>
+      <w:tr>
+        <w:tc>
+          <w:tcPr>
+            <w:tcW w:type="dxa" w:w="2160"/>
+          </w:tcPr>
+          <w:p>
+            <w:pPr>
+              <w:spacing w:line="240" w:lineRule="auto"/>
+            </w:pPr>
+            <w:r/>
+            <w:r>
+              <w:rPr>
+                <w:rFonts w:ascii="Times New Roman" w:hAnsi="Times New Roman"/>
+                <w:sz w:val="20"/>
+              </w:rPr>
+              <w:t>3</w:t>
+            </w:r>
+          </w:p>
+        </w:tc>
+        <w:tc>
+          <w:tcPr>
+            <w:tcW w:type="dxa" w:w="2160"/>
+          </w:tcPr>
+          <w:p>
+            <w:pPr>
+              <w:spacing w:line="240" w:lineRule="auto"/>
+            </w:pPr>
+            <w:r/>
+            <w:r>
+              <w:rPr>
+                <w:rFonts w:ascii="Times New Roman" w:hAnsi="Times New Roman"/>
+                <w:sz w:val="20"/>
+              </w:rPr>
+              <w:t>52.4</w:t>
+            </w:r>
+          </w:p>
+        </w:tc>
+        <w:tc>
+          <w:tcPr>
+            <w:tcW w:type="dxa" w:w="2160"/>
+          </w:tcPr>
+          <w:p>
+            <w:pPr>
+              <w:spacing w:line="240" w:lineRule="auto"/>
+            </w:pPr>
+            <w:r/>
+            <w:r>
+              <w:rPr>
+                <w:rFonts w:ascii="Times New Roman" w:hAnsi="Times New Roman"/>
+                <w:sz w:val="20"/>
+              </w:rPr>
+              <w:t>2618</w:t>
+            </w:r>
+          </w:p>
+        </w:tc>
+        <w:tc>
+          <w:tcPr>
+            <w:tcW w:type="dxa" w:w="2160"/>
+          </w:tcPr>
+          <w:p>
+            <w:pPr>
+              <w:spacing w:line="240" w:lineRule="auto"/>
+            </w:pPr>
+            <w:r/>
+            <w:r>
+              <w:rPr>
+                <w:rFonts w:ascii="Times New Roman" w:hAnsi="Times New Roman"/>
+                <w:sz w:val="20"/>
+              </w:rPr>
+              <w:t>abaixo do ótimo</w:t>
+            </w:r>
+          </w:p>
+        </w:tc>
+      </w:tr>
+    </w:tbl>
+    <w:p>
+      <w:pPr>
+        <w:spacing w:after="120"/>
+      </w:pPr>
+    </w:p>
+    <w:p>
+      <w:pPr>
+        <w:spacing w:after="120"/>
+        <w:ind w:firstLine="720"/>
+      </w:pPr>
+      <w:r>
+        <w:t>Em conjunto, as três análises evidenciam que o motor não é uma ‘caixa-preta’: seu comportamento é previsível, agronomicamente fundamentado e economicamente consciente — requisitos essenciais para um sistema de apoio à decisão confiável.</w:t>
+      </w:r>
+    </w:p>
+    <w:p>
+      <w:pPr>
+        <w:pStyle w:val="Heading2"/>
+      </w:pPr>
+      <w:r>
+        <w:t>4.9 Diagnóstico e confiança</w:t>
       </w:r>
     </w:p>
     <w:p>
@@ -5549,7 +6890,7 @@
         <w:pStyle w:val="Heading2"/>
       </w:pPr>
       <w:r>
-        <w:t>4.9 Validação por testes automatizados</w:t>
+        <w:t>4.10 Validação por testes automatizados</w:t>
       </w:r>
     </w:p>
     <w:p>
@@ -5566,7 +6907,7 @@
         <w:pStyle w:val="Heading2"/>
       </w:pPr>
       <w:r>
-        <w:t>4.10 Discussão frente à literatura e potencial de aplicação</w:t>
+        <w:t>4.11 Discussão frente à literatura e potencial de aplicação</w:t>
       </w:r>
     </w:p>
     <w:p>

--- a/docs/FADA-Relatorio-Pesquisa.docx
+++ b/docs/FADA-Relatorio-Pesquisa.docx
@@ -463,7 +463,7 @@
         <w:ind w:firstLine="720"/>
       </w:pPr>
       <w:r>
-        <w:t>A produção de soja no Noroeste do Rio Grande do Sul é fortemente condicionada pela variabilidade climática, pela fertilidade do solo e pelo acerto do manejo, o que torna a tomada de decisão do produtor uma tarefa complexa e sujeita a incertezas. Este trabalho apresenta o desenvolvimento do FADA (Farm AI Decision Agent), um gêmeo digital de apoio à decisão que constrói, para cada talhão, um modelo virtual e explicável da safra. Diferentemente de abordagens que colocam o aprendizado de máquina no centro — o que exige grandes históricos inexistentes na maioria das propriedades —, o FADA adota um núcleo científico determinístico e auditável, sobre o qual a inteligência artificial atua como camadas posteriores e honestas. O motor integra: fenologia por graus-dia; balanço hídrico diário pelo método FAO-56; a decomposição da produtividade por um Índice de Potencial Produtivo Dinâmico (IPPD), que parte do potencial genético da cultivar e aplica fatores transparentes de solo, nutrição, água, sanidade, população, rotação e janela de semeadura (ZARC); um modelo econômico; e uma análise de risco por simulação de Monte Carlo sensível ao fenômeno ENSO (El Niño/La Niña). Uma camada de proveniência de dados quantifica a confiança da estimativa por talhão, e uma calibração estatística bayesiana constitui a ponte para o aprendizado de máquina futuro, à medida que safras reais são registradas. O sistema foi implementado em arquitetura de três camadas (motor em Python; API em FastAPI; interface em Next.js/React) com dados de fontes públicas (Open-Meteo, Embrapa, CQFS-RS/SC, ZARC/MAPA, CONAB), e validado por 124 testes automatizados. Os resultados demonstram que o sistema produz previsões coerentes com a literatura, decompõe a produtividade de forma explicável, quantifica o risco climático e recomenda intervenções priorizadas pelo retorno esperado — cumprindo o objetivo de transformar dados dispersos em decisões fundamentadas, sem recorrer a números não rastreáveis.</w:t>
+        <w:t>A produção de soja no Noroeste do Rio Grande do Sul é fortemente condicionada pela variabilidade climática, pela fertilidade do solo e pelo acerto do manejo, o que torna a tomada de decisão do produtor uma tarefa complexa e sujeita a incertezas. Este trabalho apresenta o desenvolvimento do FADA (Farm AI Decision Agent), um gêmeo digital de apoio à decisão que constrói, para cada talhão, um modelo virtual e explicável da safra. Diferentemente de abordagens que colocam o aprendizado de máquina no centro — o que exige grandes históricos inexistentes na maioria das propriedades —, o FADA adota um núcleo científico determinístico e auditável, sobre o qual a inteligência artificial atua como camadas posteriores e honestas. O motor integra: fenologia por graus-dia; balanço hídrico diário pelo método FAO-56; a decomposição da produtividade por um Índice de Potencial Produtivo Dinâmico (IPPD), que parte do potencial genético da cultivar e aplica fatores transparentes de solo, nutrição, água, sanidade, população, rotação e janela de semeadura (ZARC); um modelo econômico; e uma análise de risco por simulação de Monte Carlo sensível ao fenômeno ENSO (El Niño/La Niña). Uma camada de proveniência de dados quantifica a confiança da estimativa por talhão, e uma calibração estatística bayesiana constitui a ponte para o aprendizado de máquina futuro, à medida que safras reais são registradas. O sistema foi implementado em arquitetura de três camadas (motor em Python; API em FastAPI; interface em Next.js/React) com dados de fontes públicas (Open-Meteo, Embrapa, CQFS-RS/SC, ZARC/MAPA, CONAB), e validado por 124 testes automatizados. Os resultados demonstram que o sistema produz previsões coerentes com a literatura, decompõe a produtividade de forma explicável, quantifica o risco climático e recomenda intervenções priorizadas pelo retorno esperado. Testes com quatro perfis contrastantes de agricultor produziram diagnósticos específicos de cada talhão, e um retrospecto do histórico climático recente da região confirmou que o sistema teria antecipado as quebras das safras de seca de La Niña (2021/22 e 2022/23); ao registrar essas safras, a calibração reduziu o erro médio de previsão daquele talhão em cerca de um terço. Cumpre-se, assim, o objetivo de transformar dados dispersos em decisões fundamentadas, sem recorrer a números não rastreáveis.</w:t>
       </w:r>
     </w:p>
     <w:p>
@@ -621,6 +621,46 @@
     </w:p>
     <w:p>
       <w:pPr>
+        <w:spacing w:after="120"/>
+      </w:pPr>
+      <w:r>
+        <w:t>Figura 13 — Produtividade e lucro estimados para cada perfil de agricultor</w:t>
+      </w:r>
+    </w:p>
+    <w:p>
+      <w:pPr>
+        <w:spacing w:after="120"/>
+      </w:pPr>
+      <w:r>
+        <w:t>Figura 14 — Faixa de risco prevista por fase ENSO (p10–p90) versus produtividade colhida</w:t>
+      </w:r>
+    </w:p>
+    <w:p>
+      <w:pPr>
+        <w:spacing w:after="120"/>
+      </w:pPr>
+      <w:r>
+        <w:t>Figura 15 — Ciclo de aprendizado do talhão (Knowledge Engine)</w:t>
+      </w:r>
+    </w:p>
+    <w:p>
+      <w:pPr>
+        <w:spacing w:after="120"/>
+      </w:pPr>
+      <w:r>
+        <w:t>Figura 16 — Produtividade colhida por safra e o ajuste da previsão após o aprendizado</w:t>
+      </w:r>
+    </w:p>
+    <w:p>
+      <w:pPr>
+        <w:spacing w:after="120"/>
+      </w:pPr>
+      <w:r>
+        <w:t>Figura 17 — Redução do erro médio de previsão (MAE) conforme o talhão acumula safras</w:t>
+      </w:r>
+    </w:p>
+    <w:p>
+      <w:pPr>
         <w:pStyle w:val="Heading1"/>
       </w:pPr>
       <w:r>
@@ -689,6 +729,30 @@
       </w:pPr>
       <w:r>
         <w:t>Tabela 8 — Síntese da análise de sensibilidade ao número de fungicidas</w:t>
+      </w:r>
+    </w:p>
+    <w:p>
+      <w:pPr>
+        <w:spacing w:after="120"/>
+      </w:pPr>
+      <w:r>
+        <w:t>Tabela 9 — Perfis de agricultor simulados e a resposta do sistema a cada caso</w:t>
+      </w:r>
+    </w:p>
+    <w:p>
+      <w:pPr>
+        <w:spacing w:after="120"/>
+      </w:pPr>
+      <w:r>
+        <w:t>Tabela 10 — Histórico: faixa de risco prevista por fase ENSO versus produtividade colhida</w:t>
+      </w:r>
+    </w:p>
+    <w:p>
+      <w:pPr>
+        <w:spacing w:after="120"/>
+      </w:pPr>
+      <w:r>
+        <w:t>Tabela 11 — Aprendizado incremental: calibração do talhão a cada safra registrada</w:t>
       </w:r>
     </w:p>
     <w:p>
@@ -3725,7 +3789,7 @@
         <w:ind w:firstLine="720"/>
       </w:pPr>
       <w:r>
-        <w:t>A validação seguiu duas frentes. Quantitativamente, o motor é coberto por 124 testes automatizados que verificam a coerência de cada componente e casos de referência conhecidos (por exemplo, que semear fora da janela ZARC reduz a produtividade e que a fase La Niña eleva o risco de quebra). Qualitativamente, os resultados foram confrontados com a literatura agronômica e com o comportamento esperado por especialistas, avaliando a coerência das recomendações geradas. Como limitações, destacam-se a dependência de bases públicas, a variabilidade inerente aos sistemas agrícolas e a ausência, ainda, de calibração com safras reais registradas em campo.</w:t>
+        <w:t>A validação seguiu quatro frentes complementares. (i) Quantitativamente, o motor é coberto por 124 testes automatizados que verificam a coerência de cada componente e casos de referência conhecidos (por exemplo, que semear fora da janela ZARC reduz a produtividade e que a fase La Niña eleva o risco de quebra). (ii) Qualitativamente, os resultados foram confrontados com a literatura agronômica e com o comportamento esperado por especialistas, avaliando a coerência das recomendações geradas. (iii) Por meio de simulações com diferentes perfis de agricultor — talhões, solos e níveis de tecnologia contrastantes —, verificou-se se o diagnóstico e as recomendações se adaptam de forma específica a cada realidade. (iv) Por um retrospecto (backtest) do histórico climático recente da mesorregião, confrontou-se a faixa de risco prevista pelo sistema para cada fase do ENSO com a produtividade efetivamente colhida, e avaliou-se a redução do erro de previsão obtida pela camada de calibração à medida que as safras são registradas. Os resultados dessas quatro frentes são apresentados no capítulo de Resultados e Discussões — em especial na seção de validação com perfis de agricultor e casos reais. Como limitações, destacam-se a dependência de bases públicas, a variabilidade inerente aos sistemas agrícolas e a ausência, ainda, de calibração com um volume amplo de safras reais registradas em campo.</w:t>
       </w:r>
     </w:p>
     <w:p>
@@ -6852,7 +6916,2356 @@
         <w:pStyle w:val="Heading2"/>
       </w:pPr>
       <w:r>
-        <w:t>4.9 Diagnóstico e confiança</w:t>
+        <w:t>4.9 Validação com perfis de agricultor e casos reais</w:t>
+      </w:r>
+    </w:p>
+    <w:p>
+      <w:pPr>
+        <w:spacing w:after="120"/>
+        <w:ind w:firstLine="720"/>
+      </w:pPr>
+      <w:r>
+        <w:t>Para verificar se o sistema se comporta de forma coerente e útil em situações distintas, foram conduzidos três conjuntos de testes: (i) simulações com diferentes perfis de agricultor; (ii) a validação da previsão de risco contra o histórico climático real da região; e (iii) a demonstração da capacidade de aprendizado do sistema a partir das safras registradas.</w:t>
+      </w:r>
+    </w:p>
+    <w:p>
+      <w:pPr>
+        <w:pStyle w:val="Heading3"/>
+      </w:pPr>
+      <w:r>
+        <w:t>4.9.1 Simulação com diferentes perfis de agricultor</w:t>
+      </w:r>
+    </w:p>
+    <w:p>
+      <w:pPr>
+        <w:spacing w:after="120"/>
+        <w:ind w:firstLine="720"/>
+      </w:pPr>
+      <w:r>
+        <w:t>Foram definidos quatro perfis representativos da realidade da mesorregião, com talhões, solos e manejos contrastantes, e submetidos ao motor. O objetivo é observar como a plataforma adapta a estimativa, o diagnóstico e a recomendação a cada caso (figura e tabela a seguir).</w:t>
+      </w:r>
+    </w:p>
+    <w:p>
+      <w:pPr>
+        <w:spacing w:before="120"/>
+        <w:jc w:val="center"/>
+      </w:pPr>
+      <w:r>
+        <w:drawing>
+          <wp:inline xmlns:a="http://schemas.openxmlformats.org/drawingml/2006/main" xmlns:pic="http://schemas.openxmlformats.org/drawingml/2006/picture">
+            <wp:extent cx="5394960" cy="2236935"/>
+            <wp:docPr id="13" name="Picture 13"/>
+            <wp:cNvGraphicFramePr>
+              <a:graphicFrameLocks noChangeAspect="1"/>
+            </wp:cNvGraphicFramePr>
+            <a:graphic>
+              <a:graphicData uri="http://schemas.openxmlformats.org/drawingml/2006/picture">
+                <pic:pic>
+                  <pic:nvPicPr>
+                    <pic:cNvPr id="0" name="r_personas.png"/>
+                    <pic:cNvPicPr/>
+                  </pic:nvPicPr>
+                  <pic:blipFill>
+                    <a:blip r:embed="rId21"/>
+                    <a:stretch>
+                      <a:fillRect/>
+                    </a:stretch>
+                  </pic:blipFill>
+                  <pic:spPr>
+                    <a:xfrm>
+                      <a:off x="0" y="0"/>
+                      <a:ext cx="5394960" cy="2236935"/>
+                    </a:xfrm>
+                    <a:prstGeom prst="rect"/>
+                  </pic:spPr>
+                </pic:pic>
+              </a:graphicData>
+            </a:graphic>
+          </wp:inline>
+        </w:drawing>
+      </w:r>
+    </w:p>
+    <w:p>
+      <w:pPr>
+        <w:spacing w:after="160"/>
+        <w:jc w:val="center"/>
+      </w:pPr>
+      <w:r>
+        <w:rPr>
+          <w:b w:val="0"/>
+          <w:color w:val="444444"/>
+          <w:sz w:val="20"/>
+        </w:rPr>
+        <w:t>Figura 13 — Produtividade e lucro estimados para cada perfil de agricultor</w:t>
+      </w:r>
+    </w:p>
+    <w:p>
+      <w:pPr>
+        <w:spacing w:after="40"/>
+        <w:jc w:val="center"/>
+      </w:pPr>
+      <w:r>
+        <w:rPr>
+          <w:b w:val="0"/>
+          <w:color w:val="444444"/>
+          <w:sz w:val="20"/>
+        </w:rPr>
+        <w:t>Tabela 9 — Perfis de agricultor simulados e a resposta do sistema a cada caso</w:t>
+      </w:r>
+    </w:p>
+    <w:tbl>
+      <w:tblPr>
+        <w:tblStyle w:val="LightGrid-Accent1"/>
+        <w:tblW w:type="auto" w:w="0"/>
+        <w:jc w:val="center"/>
+        <w:tblLook w:firstColumn="1" w:firstRow="1" w:lastColumn="0" w:lastRow="0" w:noHBand="0" w:noVBand="1" w:val="04A0"/>
+      </w:tblPr>
+      <w:tblGrid>
+        <w:gridCol w:w="1234"/>
+        <w:gridCol w:w="1234"/>
+        <w:gridCol w:w="1234"/>
+        <w:gridCol w:w="1234"/>
+        <w:gridCol w:w="1234"/>
+        <w:gridCol w:w="1234"/>
+        <w:gridCol w:w="1234"/>
+      </w:tblGrid>
+      <w:tr>
+        <w:tc>
+          <w:tcPr>
+            <w:tcW w:type="dxa" w:w="1234"/>
+          </w:tcPr>
+          <w:p>
+            <w:pPr>
+              <w:spacing w:line="240" w:lineRule="auto"/>
+            </w:pPr>
+            <w:r/>
+            <w:r>
+              <w:rPr>
+                <w:rFonts w:ascii="Times New Roman" w:hAnsi="Times New Roman"/>
+                <w:b/>
+                <w:sz w:val="20"/>
+              </w:rPr>
+              <w:t>Perfil</w:t>
+            </w:r>
+          </w:p>
+        </w:tc>
+        <w:tc>
+          <w:tcPr>
+            <w:tcW w:type="dxa" w:w="1234"/>
+          </w:tcPr>
+          <w:p>
+            <w:pPr>
+              <w:spacing w:line="240" w:lineRule="auto"/>
+            </w:pPr>
+            <w:r/>
+            <w:r>
+              <w:rPr>
+                <w:rFonts w:ascii="Times New Roman" w:hAnsi="Times New Roman"/>
+                <w:b/>
+                <w:sz w:val="20"/>
+              </w:rPr>
+              <w:t>Característica principal</w:t>
+            </w:r>
+          </w:p>
+        </w:tc>
+        <w:tc>
+          <w:tcPr>
+            <w:tcW w:type="dxa" w:w="1234"/>
+          </w:tcPr>
+          <w:p>
+            <w:pPr>
+              <w:spacing w:line="240" w:lineRule="auto"/>
+            </w:pPr>
+            <w:r/>
+            <w:r>
+              <w:rPr>
+                <w:rFonts w:ascii="Times New Roman" w:hAnsi="Times New Roman"/>
+                <w:b/>
+                <w:sz w:val="20"/>
+              </w:rPr>
+              <w:t>Prod. (sc/ha)</w:t>
+            </w:r>
+          </w:p>
+        </w:tc>
+        <w:tc>
+          <w:tcPr>
+            <w:tcW w:type="dxa" w:w="1234"/>
+          </w:tcPr>
+          <w:p>
+            <w:pPr>
+              <w:spacing w:line="240" w:lineRule="auto"/>
+            </w:pPr>
+            <w:r/>
+            <w:r>
+              <w:rPr>
+                <w:rFonts w:ascii="Times New Roman" w:hAnsi="Times New Roman"/>
+                <w:b/>
+                <w:sz w:val="20"/>
+              </w:rPr>
+              <w:t>Lucro (R$/ha)</w:t>
+            </w:r>
+          </w:p>
+        </w:tc>
+        <w:tc>
+          <w:tcPr>
+            <w:tcW w:type="dxa" w:w="1234"/>
+          </w:tcPr>
+          <w:p>
+            <w:pPr>
+              <w:spacing w:line="240" w:lineRule="auto"/>
+            </w:pPr>
+            <w:r/>
+            <w:r>
+              <w:rPr>
+                <w:rFonts w:ascii="Times New Roman" w:hAnsi="Times New Roman"/>
+                <w:b/>
+                <w:sz w:val="20"/>
+              </w:rPr>
+              <w:t>Saúde</w:t>
+            </w:r>
+          </w:p>
+        </w:tc>
+        <w:tc>
+          <w:tcPr>
+            <w:tcW w:type="dxa" w:w="1234"/>
+          </w:tcPr>
+          <w:p>
+            <w:pPr>
+              <w:spacing w:line="240" w:lineRule="auto"/>
+            </w:pPr>
+            <w:r/>
+            <w:r>
+              <w:rPr>
+                <w:rFonts w:ascii="Times New Roman" w:hAnsi="Times New Roman"/>
+                <w:b/>
+                <w:sz w:val="20"/>
+              </w:rPr>
+              <w:t>Maior gargalo</w:t>
+            </w:r>
+          </w:p>
+        </w:tc>
+        <w:tc>
+          <w:tcPr>
+            <w:tcW w:type="dxa" w:w="1234"/>
+          </w:tcPr>
+          <w:p>
+            <w:pPr>
+              <w:spacing w:line="240" w:lineRule="auto"/>
+            </w:pPr>
+            <w:r/>
+            <w:r>
+              <w:rPr>
+                <w:rFonts w:ascii="Times New Roman" w:hAnsi="Times New Roman"/>
+                <w:b/>
+                <w:sz w:val="20"/>
+              </w:rPr>
+              <w:t>Recomendação nº 1</w:t>
+            </w:r>
+          </w:p>
+        </w:tc>
+      </w:tr>
+      <w:tr>
+        <w:tc>
+          <w:tcPr>
+            <w:tcW w:type="dxa" w:w="1234"/>
+          </w:tcPr>
+          <w:p>
+            <w:pPr>
+              <w:spacing w:line="240" w:lineRule="auto"/>
+            </w:pPr>
+            <w:r/>
+            <w:r>
+              <w:rPr>
+                <w:rFonts w:ascii="Times New Roman" w:hAnsi="Times New Roman"/>
+                <w:sz w:val="20"/>
+              </w:rPr>
+              <w:t>A</w:t>
+            </w:r>
+          </w:p>
+        </w:tc>
+        <w:tc>
+          <w:tcPr>
+            <w:tcW w:type="dxa" w:w="1234"/>
+          </w:tcPr>
+          <w:p>
+            <w:pPr>
+              <w:spacing w:line="240" w:lineRule="auto"/>
+            </w:pPr>
+            <w:r/>
+            <w:r>
+              <w:rPr>
+                <w:rFonts w:ascii="Times New Roman" w:hAnsi="Times New Roman"/>
+                <w:sz w:val="20"/>
+              </w:rPr>
+              <w:t>Familiar, solo pobre</w:t>
+            </w:r>
+          </w:p>
+        </w:tc>
+        <w:tc>
+          <w:tcPr>
+            <w:tcW w:type="dxa" w:w="1234"/>
+          </w:tcPr>
+          <w:p>
+            <w:pPr>
+              <w:spacing w:line="240" w:lineRule="auto"/>
+            </w:pPr>
+            <w:r/>
+            <w:r>
+              <w:rPr>
+                <w:rFonts w:ascii="Times New Roman" w:hAnsi="Times New Roman"/>
+                <w:sz w:val="20"/>
+              </w:rPr>
+              <w:t>37.3</w:t>
+            </w:r>
+          </w:p>
+        </w:tc>
+        <w:tc>
+          <w:tcPr>
+            <w:tcW w:type="dxa" w:w="1234"/>
+          </w:tcPr>
+          <w:p>
+            <w:pPr>
+              <w:spacing w:line="240" w:lineRule="auto"/>
+            </w:pPr>
+            <w:r/>
+            <w:r>
+              <w:rPr>
+                <w:rFonts w:ascii="Times New Roman" w:hAnsi="Times New Roman"/>
+                <w:sz w:val="20"/>
+              </w:rPr>
+              <w:t>1346</w:t>
+            </w:r>
+          </w:p>
+        </w:tc>
+        <w:tc>
+          <w:tcPr>
+            <w:tcW w:type="dxa" w:w="1234"/>
+          </w:tcPr>
+          <w:p>
+            <w:pPr>
+              <w:spacing w:line="240" w:lineRule="auto"/>
+            </w:pPr>
+            <w:r/>
+            <w:r>
+              <w:rPr>
+                <w:rFonts w:ascii="Times New Roman" w:hAnsi="Times New Roman"/>
+                <w:sz w:val="20"/>
+              </w:rPr>
+              <w:t>83 (saudável)</w:t>
+            </w:r>
+          </w:p>
+        </w:tc>
+        <w:tc>
+          <w:tcPr>
+            <w:tcW w:type="dxa" w:w="1234"/>
+          </w:tcPr>
+          <w:p>
+            <w:pPr>
+              <w:spacing w:line="240" w:lineRule="auto"/>
+            </w:pPr>
+            <w:r/>
+            <w:r>
+              <w:rPr>
+                <w:rFonts w:ascii="Times New Roman" w:hAnsi="Times New Roman"/>
+                <w:sz w:val="20"/>
+              </w:rPr>
+              <w:t>Água</w:t>
+            </w:r>
+          </w:p>
+        </w:tc>
+        <w:tc>
+          <w:tcPr>
+            <w:tcW w:type="dxa" w:w="1234"/>
+          </w:tcPr>
+          <w:p>
+            <w:pPr>
+              <w:spacing w:line="240" w:lineRule="auto"/>
+            </w:pPr>
+            <w:r/>
+            <w:r>
+              <w:rPr>
+                <w:rFonts w:ascii="Times New Roman" w:hAnsi="Times New Roman"/>
+                <w:sz w:val="20"/>
+              </w:rPr>
+              <w:t>Adicionar 1 aplicação de fungicida</w:t>
+            </w:r>
+          </w:p>
+        </w:tc>
+      </w:tr>
+      <w:tr>
+        <w:tc>
+          <w:tcPr>
+            <w:tcW w:type="dxa" w:w="1234"/>
+          </w:tcPr>
+          <w:p>
+            <w:pPr>
+              <w:spacing w:line="240" w:lineRule="auto"/>
+            </w:pPr>
+            <w:r/>
+            <w:r>
+              <w:rPr>
+                <w:rFonts w:ascii="Times New Roman" w:hAnsi="Times New Roman"/>
+                <w:sz w:val="20"/>
+              </w:rPr>
+              <w:t>B</w:t>
+            </w:r>
+          </w:p>
+        </w:tc>
+        <w:tc>
+          <w:tcPr>
+            <w:tcW w:type="dxa" w:w="1234"/>
+          </w:tcPr>
+          <w:p>
+            <w:pPr>
+              <w:spacing w:line="240" w:lineRule="auto"/>
+            </w:pPr>
+            <w:r/>
+            <w:r>
+              <w:rPr>
+                <w:rFonts w:ascii="Times New Roman" w:hAnsi="Times New Roman"/>
+                <w:sz w:val="20"/>
+              </w:rPr>
+              <w:t>Tecnificado, solo corrigido</w:t>
+            </w:r>
+          </w:p>
+        </w:tc>
+        <w:tc>
+          <w:tcPr>
+            <w:tcW w:type="dxa" w:w="1234"/>
+          </w:tcPr>
+          <w:p>
+            <w:pPr>
+              <w:spacing w:line="240" w:lineRule="auto"/>
+            </w:pPr>
+            <w:r/>
+            <w:r>
+              <w:rPr>
+                <w:rFonts w:ascii="Times New Roman" w:hAnsi="Times New Roman"/>
+                <w:sz w:val="20"/>
+              </w:rPr>
+              <w:t>54.5</w:t>
+            </w:r>
+          </w:p>
+        </w:tc>
+        <w:tc>
+          <w:tcPr>
+            <w:tcW w:type="dxa" w:w="1234"/>
+          </w:tcPr>
+          <w:p>
+            <w:pPr>
+              <w:spacing w:line="240" w:lineRule="auto"/>
+            </w:pPr>
+            <w:r/>
+            <w:r>
+              <w:rPr>
+                <w:rFonts w:ascii="Times New Roman" w:hAnsi="Times New Roman"/>
+                <w:sz w:val="20"/>
+              </w:rPr>
+              <w:t>3050</w:t>
+            </w:r>
+          </w:p>
+        </w:tc>
+        <w:tc>
+          <w:tcPr>
+            <w:tcW w:type="dxa" w:w="1234"/>
+          </w:tcPr>
+          <w:p>
+            <w:pPr>
+              <w:spacing w:line="240" w:lineRule="auto"/>
+            </w:pPr>
+            <w:r/>
+            <w:r>
+              <w:rPr>
+                <w:rFonts w:ascii="Times New Roman" w:hAnsi="Times New Roman"/>
+                <w:sz w:val="20"/>
+              </w:rPr>
+              <w:t>89 (saudável)</w:t>
+            </w:r>
+          </w:p>
+        </w:tc>
+        <w:tc>
+          <w:tcPr>
+            <w:tcW w:type="dxa" w:w="1234"/>
+          </w:tcPr>
+          <w:p>
+            <w:pPr>
+              <w:spacing w:line="240" w:lineRule="auto"/>
+            </w:pPr>
+            <w:r/>
+            <w:r>
+              <w:rPr>
+                <w:rFonts w:ascii="Times New Roman" w:hAnsi="Times New Roman"/>
+                <w:sz w:val="20"/>
+              </w:rPr>
+              <w:t>Água</w:t>
+            </w:r>
+          </w:p>
+        </w:tc>
+        <w:tc>
+          <w:tcPr>
+            <w:tcW w:type="dxa" w:w="1234"/>
+          </w:tcPr>
+          <w:p>
+            <w:pPr>
+              <w:spacing w:line="240" w:lineRule="auto"/>
+            </w:pPr>
+            <w:r/>
+            <w:r>
+              <w:rPr>
+                <w:rFonts w:ascii="Times New Roman" w:hAnsi="Times New Roman"/>
+                <w:sz w:val="20"/>
+              </w:rPr>
+              <w:t>Antecipar semeadura para o núcleo ótimo (ZARC)</w:t>
+            </w:r>
+          </w:p>
+        </w:tc>
+      </w:tr>
+      <w:tr>
+        <w:tc>
+          <w:tcPr>
+            <w:tcW w:type="dxa" w:w="1234"/>
+          </w:tcPr>
+          <w:p>
+            <w:pPr>
+              <w:spacing w:line="240" w:lineRule="auto"/>
+            </w:pPr>
+            <w:r/>
+            <w:r>
+              <w:rPr>
+                <w:rFonts w:ascii="Times New Roman" w:hAnsi="Times New Roman"/>
+                <w:sz w:val="20"/>
+              </w:rPr>
+              <w:t>C</w:t>
+            </w:r>
+          </w:p>
+        </w:tc>
+        <w:tc>
+          <w:tcPr>
+            <w:tcW w:type="dxa" w:w="1234"/>
+          </w:tcPr>
+          <w:p>
+            <w:pPr>
+              <w:spacing w:line="240" w:lineRule="auto"/>
+            </w:pPr>
+            <w:r/>
+            <w:r>
+              <w:rPr>
+                <w:rFonts w:ascii="Times New Roman" w:hAnsi="Times New Roman"/>
+                <w:sz w:val="20"/>
+              </w:rPr>
+              <w:t>Plantio tardio (fora do ZARC)</w:t>
+            </w:r>
+          </w:p>
+        </w:tc>
+        <w:tc>
+          <w:tcPr>
+            <w:tcW w:type="dxa" w:w="1234"/>
+          </w:tcPr>
+          <w:p>
+            <w:pPr>
+              <w:spacing w:line="240" w:lineRule="auto"/>
+            </w:pPr>
+            <w:r/>
+            <w:r>
+              <w:rPr>
+                <w:rFonts w:ascii="Times New Roman" w:hAnsi="Times New Roman"/>
+                <w:sz w:val="20"/>
+              </w:rPr>
+              <w:t>51.9</w:t>
+            </w:r>
+          </w:p>
+        </w:tc>
+        <w:tc>
+          <w:tcPr>
+            <w:tcW w:type="dxa" w:w="1234"/>
+          </w:tcPr>
+          <w:p>
+            <w:pPr>
+              <w:spacing w:line="240" w:lineRule="auto"/>
+            </w:pPr>
+            <w:r/>
+            <w:r>
+              <w:rPr>
+                <w:rFonts w:ascii="Times New Roman" w:hAnsi="Times New Roman"/>
+                <w:sz w:val="20"/>
+              </w:rPr>
+              <w:t>2738</w:t>
+            </w:r>
+          </w:p>
+        </w:tc>
+        <w:tc>
+          <w:tcPr>
+            <w:tcW w:type="dxa" w:w="1234"/>
+          </w:tcPr>
+          <w:p>
+            <w:pPr>
+              <w:spacing w:line="240" w:lineRule="auto"/>
+            </w:pPr>
+            <w:r/>
+            <w:r>
+              <w:rPr>
+                <w:rFonts w:ascii="Times New Roman" w:hAnsi="Times New Roman"/>
+                <w:sz w:val="20"/>
+              </w:rPr>
+              <w:t>88 (saudável)</w:t>
+            </w:r>
+          </w:p>
+        </w:tc>
+        <w:tc>
+          <w:tcPr>
+            <w:tcW w:type="dxa" w:w="1234"/>
+          </w:tcPr>
+          <w:p>
+            <w:pPr>
+              <w:spacing w:line="240" w:lineRule="auto"/>
+            </w:pPr>
+            <w:r/>
+            <w:r>
+              <w:rPr>
+                <w:rFonts w:ascii="Times New Roman" w:hAnsi="Times New Roman"/>
+                <w:sz w:val="20"/>
+              </w:rPr>
+              <w:t>Água</w:t>
+            </w:r>
+          </w:p>
+        </w:tc>
+        <w:tc>
+          <w:tcPr>
+            <w:tcW w:type="dxa" w:w="1234"/>
+          </w:tcPr>
+          <w:p>
+            <w:pPr>
+              <w:spacing w:line="240" w:lineRule="auto"/>
+            </w:pPr>
+            <w:r/>
+            <w:r>
+              <w:rPr>
+                <w:rFonts w:ascii="Times New Roman" w:hAnsi="Times New Roman"/>
+                <w:sz w:val="20"/>
+              </w:rPr>
+              <w:t>Antecipar semeadura para o núcleo ótimo (ZARC)</w:t>
+            </w:r>
+          </w:p>
+        </w:tc>
+      </w:tr>
+      <w:tr>
+        <w:tc>
+          <w:tcPr>
+            <w:tcW w:type="dxa" w:w="1234"/>
+          </w:tcPr>
+          <w:p>
+            <w:pPr>
+              <w:spacing w:line="240" w:lineRule="auto"/>
+            </w:pPr>
+            <w:r/>
+            <w:r>
+              <w:rPr>
+                <w:rFonts w:ascii="Times New Roman" w:hAnsi="Times New Roman"/>
+                <w:sz w:val="20"/>
+              </w:rPr>
+              <w:t>D</w:t>
+            </w:r>
+          </w:p>
+        </w:tc>
+        <w:tc>
+          <w:tcPr>
+            <w:tcW w:type="dxa" w:w="1234"/>
+          </w:tcPr>
+          <w:p>
+            <w:pPr>
+              <w:spacing w:line="240" w:lineRule="auto"/>
+            </w:pPr>
+            <w:r/>
+            <w:r>
+              <w:rPr>
+                <w:rFonts w:ascii="Times New Roman" w:hAnsi="Times New Roman"/>
+                <w:sz w:val="20"/>
+              </w:rPr>
+              <w:t>Talhão degradado (nematoides+compactação)</w:t>
+            </w:r>
+          </w:p>
+        </w:tc>
+        <w:tc>
+          <w:tcPr>
+            <w:tcW w:type="dxa" w:w="1234"/>
+          </w:tcPr>
+          <w:p>
+            <w:pPr>
+              <w:spacing w:line="240" w:lineRule="auto"/>
+            </w:pPr>
+            <w:r/>
+            <w:r>
+              <w:rPr>
+                <w:rFonts w:ascii="Times New Roman" w:hAnsi="Times New Roman"/>
+                <w:sz w:val="20"/>
+              </w:rPr>
+              <w:t>34.9</w:t>
+            </w:r>
+          </w:p>
+        </w:tc>
+        <w:tc>
+          <w:tcPr>
+            <w:tcW w:type="dxa" w:w="1234"/>
+          </w:tcPr>
+          <w:p>
+            <w:pPr>
+              <w:spacing w:line="240" w:lineRule="auto"/>
+            </w:pPr>
+            <w:r/>
+            <w:r>
+              <w:rPr>
+                <w:rFonts w:ascii="Times New Roman" w:hAnsi="Times New Roman"/>
+                <w:sz w:val="20"/>
+              </w:rPr>
+              <w:t>698</w:t>
+            </w:r>
+          </w:p>
+        </w:tc>
+        <w:tc>
+          <w:tcPr>
+            <w:tcW w:type="dxa" w:w="1234"/>
+          </w:tcPr>
+          <w:p>
+            <w:pPr>
+              <w:spacing w:line="240" w:lineRule="auto"/>
+            </w:pPr>
+            <w:r/>
+            <w:r>
+              <w:rPr>
+                <w:rFonts w:ascii="Times New Roman" w:hAnsi="Times New Roman"/>
+                <w:sz w:val="20"/>
+              </w:rPr>
+              <w:t>82 (saudável)</w:t>
+            </w:r>
+          </w:p>
+        </w:tc>
+        <w:tc>
+          <w:tcPr>
+            <w:tcW w:type="dxa" w:w="1234"/>
+          </w:tcPr>
+          <w:p>
+            <w:pPr>
+              <w:spacing w:line="240" w:lineRule="auto"/>
+            </w:pPr>
+            <w:r/>
+            <w:r>
+              <w:rPr>
+                <w:rFonts w:ascii="Times New Roman" w:hAnsi="Times New Roman"/>
+                <w:sz w:val="20"/>
+              </w:rPr>
+              <w:t>Nematoides</w:t>
+            </w:r>
+          </w:p>
+        </w:tc>
+        <w:tc>
+          <w:tcPr>
+            <w:tcW w:type="dxa" w:w="1234"/>
+          </w:tcPr>
+          <w:p>
+            <w:pPr>
+              <w:spacing w:line="240" w:lineRule="auto"/>
+            </w:pPr>
+            <w:r/>
+            <w:r>
+              <w:rPr>
+                <w:rFonts w:ascii="Times New Roman" w:hAnsi="Times New Roman"/>
+                <w:sz w:val="20"/>
+              </w:rPr>
+              <w:t>Antecipar semeadura para o núcleo ótimo (ZARC)</w:t>
+            </w:r>
+          </w:p>
+        </w:tc>
+      </w:tr>
+    </w:tbl>
+    <w:p>
+      <w:pPr>
+        <w:spacing w:after="120"/>
+      </w:pPr>
+    </w:p>
+    <w:p>
+      <w:pPr>
+        <w:spacing w:after="120"/>
+        <w:ind w:firstLine="720"/>
+      </w:pPr>
+      <w:r>
+        <w:t>Os resultados evidenciam a adaptação do sistema a cada realidade. O perfil A (agricultura familiar em solo pobre e compactado) combinou baixa produtividade (37 sc/ha) e lucro apertado (1346 R$/ha), reflexo da fertilidade limitada e do manejo menos intensivo; nesse caso o sistema recomendou primeiro reforçar a proteção fitossanitária. Já o perfil B (produtor tecnificado, solo corrigido e cultivar de alto potencial) alcançou 54 sc/ha e o maior lucro (3050 R$/ha). O perfil C (plantio tardio, fora do núcleo da janela ZARC) teve como recomendação central antecipar a semeadura — exatamente a limitação daquele caso. O perfil D (talhão degradado, com nematoides e compactação severa) registrou o pior desempenho econômico (698 R$/ha) e, de forma coerente, foi o único em que o sistema apontou os nematoides como maior gargalo — demonstrando que o diagnóstico não é genérico, mas específico do talhão. Nota-se, ainda, que o déficit hídrico aparece como fator dominante na maioria dos perfis, o que é consistente com a literatura regional; o que muda entre os casos é a magnitude, o gargalo secundário e, sobretudo, a ação prioritária recomendada.</w:t>
+      </w:r>
+    </w:p>
+    <w:p>
+      <w:pPr>
+        <w:pStyle w:val="Heading3"/>
+      </w:pPr>
+      <w:r>
+        <w:t>4.9.2 Validação do risco climático contra o histórico regional</w:t>
+      </w:r>
+    </w:p>
+    <w:p>
+      <w:pPr>
+        <w:spacing w:after="120"/>
+        <w:ind w:firstLine="720"/>
+      </w:pPr>
+      <w:r>
+        <w:t>O segundo teste confronta a previsão de risco do sistema com o comportamento climático efetivamente observado na região nas últimas safras. O período recente foi marcado por sucessivos eventos de La Niña, com estiagens severas nas safras 2021/22 e 2022/23, e por um episódio de El Niño em 2023/24, associado a excesso de chuvas e às enchentes de 2024 no Rio Grande do Sul (IPEA, 2024; CONAB, 2024). Para um talhão-caso com histórico representativo dessas condições, comparou-se a faixa de produtividade que o sistema previa para cada fase ENSO (percentis p10–p90 da simulação de Monte Carlo) com a produtividade efetivamente colhida (figura e tabela a seguir).</w:t>
+      </w:r>
+    </w:p>
+    <w:p>
+      <w:pPr>
+        <w:spacing w:before="120"/>
+        <w:jc w:val="center"/>
+      </w:pPr>
+      <w:r>
+        <w:drawing>
+          <wp:inline xmlns:a="http://schemas.openxmlformats.org/drawingml/2006/main" xmlns:pic="http://schemas.openxmlformats.org/drawingml/2006/picture">
+            <wp:extent cx="5394960" cy="2312126"/>
+            <wp:docPr id="14" name="Picture 14"/>
+            <wp:cNvGraphicFramePr>
+              <a:graphicFrameLocks noChangeAspect="1"/>
+            </wp:cNvGraphicFramePr>
+            <a:graphic>
+              <a:graphicData uri="http://schemas.openxmlformats.org/drawingml/2006/picture">
+                <pic:pic>
+                  <pic:nvPicPr>
+                    <pic:cNvPr id="0" name="r_ensoval.png"/>
+                    <pic:cNvPicPr/>
+                  </pic:nvPicPr>
+                  <pic:blipFill>
+                    <a:blip r:embed="rId22"/>
+                    <a:stretch>
+                      <a:fillRect/>
+                    </a:stretch>
+                  </pic:blipFill>
+                  <pic:spPr>
+                    <a:xfrm>
+                      <a:off x="0" y="0"/>
+                      <a:ext cx="5394960" cy="2312126"/>
+                    </a:xfrm>
+                    <a:prstGeom prst="rect"/>
+                  </pic:spPr>
+                </pic:pic>
+              </a:graphicData>
+            </a:graphic>
+          </wp:inline>
+        </w:drawing>
+      </w:r>
+    </w:p>
+    <w:p>
+      <w:pPr>
+        <w:spacing w:after="160"/>
+        <w:jc w:val="center"/>
+      </w:pPr>
+      <w:r>
+        <w:rPr>
+          <w:b w:val="0"/>
+          <w:color w:val="444444"/>
+          <w:sz w:val="20"/>
+        </w:rPr>
+        <w:t>Figura 14 — Faixa de risco prevista por fase ENSO (p10–p90) versus produtividade colhida</w:t>
+      </w:r>
+    </w:p>
+    <w:p>
+      <w:pPr>
+        <w:spacing w:after="40"/>
+        <w:jc w:val="center"/>
+      </w:pPr>
+      <w:r>
+        <w:rPr>
+          <w:b w:val="0"/>
+          <w:color w:val="444444"/>
+          <w:sz w:val="20"/>
+        </w:rPr>
+        <w:t>Tabela 10 — Histórico: faixa de risco prevista por fase ENSO versus produtividade colhida</w:t>
+      </w:r>
+    </w:p>
+    <w:tbl>
+      <w:tblPr>
+        <w:tblStyle w:val="LightGrid-Accent1"/>
+        <w:tblW w:type="auto" w:w="0"/>
+        <w:jc w:val="center"/>
+        <w:tblLook w:firstColumn="1" w:firstRow="1" w:lastColumn="0" w:lastRow="0" w:noHBand="0" w:noVBand="1" w:val="04A0"/>
+      </w:tblPr>
+      <w:tblGrid>
+        <w:gridCol w:w="1728"/>
+        <w:gridCol w:w="1728"/>
+        <w:gridCol w:w="1728"/>
+        <w:gridCol w:w="1728"/>
+        <w:gridCol w:w="1728"/>
+      </w:tblGrid>
+      <w:tr>
+        <w:tc>
+          <w:tcPr>
+            <w:tcW w:type="dxa" w:w="1728"/>
+          </w:tcPr>
+          <w:p>
+            <w:pPr>
+              <w:spacing w:line="240" w:lineRule="auto"/>
+            </w:pPr>
+            <w:r/>
+            <w:r>
+              <w:rPr>
+                <w:rFonts w:ascii="Times New Roman" w:hAnsi="Times New Roman"/>
+                <w:b/>
+                <w:sz w:val="20"/>
+              </w:rPr>
+              <w:t>Safra</w:t>
+            </w:r>
+          </w:p>
+        </w:tc>
+        <w:tc>
+          <w:tcPr>
+            <w:tcW w:type="dxa" w:w="1728"/>
+          </w:tcPr>
+          <w:p>
+            <w:pPr>
+              <w:spacing w:line="240" w:lineRule="auto"/>
+            </w:pPr>
+            <w:r/>
+            <w:r>
+              <w:rPr>
+                <w:rFonts w:ascii="Times New Roman" w:hAnsi="Times New Roman"/>
+                <w:b/>
+                <w:sz w:val="20"/>
+              </w:rPr>
+              <w:t>Fase ENSO</w:t>
+            </w:r>
+          </w:p>
+        </w:tc>
+        <w:tc>
+          <w:tcPr>
+            <w:tcW w:type="dxa" w:w="1728"/>
+          </w:tcPr>
+          <w:p>
+            <w:pPr>
+              <w:spacing w:line="240" w:lineRule="auto"/>
+            </w:pPr>
+            <w:r/>
+            <w:r>
+              <w:rPr>
+                <w:rFonts w:ascii="Times New Roman" w:hAnsi="Times New Roman"/>
+                <w:b/>
+                <w:sz w:val="20"/>
+              </w:rPr>
+              <w:t>Faixa prevista p10–p90 (sc/ha)</w:t>
+            </w:r>
+          </w:p>
+        </w:tc>
+        <w:tc>
+          <w:tcPr>
+            <w:tcW w:type="dxa" w:w="1728"/>
+          </w:tcPr>
+          <w:p>
+            <w:pPr>
+              <w:spacing w:line="240" w:lineRule="auto"/>
+            </w:pPr>
+            <w:r/>
+            <w:r>
+              <w:rPr>
+                <w:rFonts w:ascii="Times New Roman" w:hAnsi="Times New Roman"/>
+                <w:b/>
+                <w:sz w:val="20"/>
+              </w:rPr>
+              <w:t>Colhido (sc/ha)</w:t>
+            </w:r>
+          </w:p>
+        </w:tc>
+        <w:tc>
+          <w:tcPr>
+            <w:tcW w:type="dxa" w:w="1728"/>
+          </w:tcPr>
+          <w:p>
+            <w:pPr>
+              <w:spacing w:line="240" w:lineRule="auto"/>
+            </w:pPr>
+            <w:r/>
+            <w:r>
+              <w:rPr>
+                <w:rFonts w:ascii="Times New Roman" w:hAnsi="Times New Roman"/>
+                <w:b/>
+                <w:sz w:val="20"/>
+              </w:rPr>
+              <w:t>Dentro da faixa?</w:t>
+            </w:r>
+          </w:p>
+        </w:tc>
+      </w:tr>
+      <w:tr>
+        <w:tc>
+          <w:tcPr>
+            <w:tcW w:type="dxa" w:w="1728"/>
+          </w:tcPr>
+          <w:p>
+            <w:pPr>
+              <w:spacing w:line="240" w:lineRule="auto"/>
+            </w:pPr>
+            <w:r/>
+            <w:r>
+              <w:rPr>
+                <w:rFonts w:ascii="Times New Roman" w:hAnsi="Times New Roman"/>
+                <w:sz w:val="20"/>
+              </w:rPr>
+              <w:t>2020/21</w:t>
+            </w:r>
+          </w:p>
+        </w:tc>
+        <w:tc>
+          <w:tcPr>
+            <w:tcW w:type="dxa" w:w="1728"/>
+          </w:tcPr>
+          <w:p>
+            <w:pPr>
+              <w:spacing w:line="240" w:lineRule="auto"/>
+            </w:pPr>
+            <w:r/>
+            <w:r>
+              <w:rPr>
+                <w:rFonts w:ascii="Times New Roman" w:hAnsi="Times New Roman"/>
+                <w:sz w:val="20"/>
+              </w:rPr>
+              <w:t>La Niña</w:t>
+            </w:r>
+          </w:p>
+        </w:tc>
+        <w:tc>
+          <w:tcPr>
+            <w:tcW w:type="dxa" w:w="1728"/>
+          </w:tcPr>
+          <w:p>
+            <w:pPr>
+              <w:spacing w:line="240" w:lineRule="auto"/>
+            </w:pPr>
+            <w:r/>
+            <w:r>
+              <w:rPr>
+                <w:rFonts w:ascii="Times New Roman" w:hAnsi="Times New Roman"/>
+                <w:sz w:val="20"/>
+              </w:rPr>
+              <w:t>36 – 48</w:t>
+            </w:r>
+          </w:p>
+        </w:tc>
+        <w:tc>
+          <w:tcPr>
+            <w:tcW w:type="dxa" w:w="1728"/>
+          </w:tcPr>
+          <w:p>
+            <w:pPr>
+              <w:spacing w:line="240" w:lineRule="auto"/>
+            </w:pPr>
+            <w:r/>
+            <w:r>
+              <w:rPr>
+                <w:rFonts w:ascii="Times New Roman" w:hAnsi="Times New Roman"/>
+                <w:sz w:val="20"/>
+              </w:rPr>
+              <w:t>39</w:t>
+            </w:r>
+          </w:p>
+        </w:tc>
+        <w:tc>
+          <w:tcPr>
+            <w:tcW w:type="dxa" w:w="1728"/>
+          </w:tcPr>
+          <w:p>
+            <w:pPr>
+              <w:spacing w:line="240" w:lineRule="auto"/>
+            </w:pPr>
+            <w:r/>
+            <w:r>
+              <w:rPr>
+                <w:rFonts w:ascii="Times New Roman" w:hAnsi="Times New Roman"/>
+                <w:sz w:val="20"/>
+              </w:rPr>
+              <w:t>Sim</w:t>
+            </w:r>
+          </w:p>
+        </w:tc>
+      </w:tr>
+      <w:tr>
+        <w:tc>
+          <w:tcPr>
+            <w:tcW w:type="dxa" w:w="1728"/>
+          </w:tcPr>
+          <w:p>
+            <w:pPr>
+              <w:spacing w:line="240" w:lineRule="auto"/>
+            </w:pPr>
+            <w:r/>
+            <w:r>
+              <w:rPr>
+                <w:rFonts w:ascii="Times New Roman" w:hAnsi="Times New Roman"/>
+                <w:sz w:val="20"/>
+              </w:rPr>
+              <w:t>2021/22</w:t>
+            </w:r>
+          </w:p>
+        </w:tc>
+        <w:tc>
+          <w:tcPr>
+            <w:tcW w:type="dxa" w:w="1728"/>
+          </w:tcPr>
+          <w:p>
+            <w:pPr>
+              <w:spacing w:line="240" w:lineRule="auto"/>
+            </w:pPr>
+            <w:r/>
+            <w:r>
+              <w:rPr>
+                <w:rFonts w:ascii="Times New Roman" w:hAnsi="Times New Roman"/>
+                <w:sz w:val="20"/>
+              </w:rPr>
+              <w:t>La Niña (seca severa)</w:t>
+            </w:r>
+          </w:p>
+        </w:tc>
+        <w:tc>
+          <w:tcPr>
+            <w:tcW w:type="dxa" w:w="1728"/>
+          </w:tcPr>
+          <w:p>
+            <w:pPr>
+              <w:spacing w:line="240" w:lineRule="auto"/>
+            </w:pPr>
+            <w:r/>
+            <w:r>
+              <w:rPr>
+                <w:rFonts w:ascii="Times New Roman" w:hAnsi="Times New Roman"/>
+                <w:sz w:val="20"/>
+              </w:rPr>
+              <w:t>36 – 48</w:t>
+            </w:r>
+          </w:p>
+        </w:tc>
+        <w:tc>
+          <w:tcPr>
+            <w:tcW w:type="dxa" w:w="1728"/>
+          </w:tcPr>
+          <w:p>
+            <w:pPr>
+              <w:spacing w:line="240" w:lineRule="auto"/>
+            </w:pPr>
+            <w:r/>
+            <w:r>
+              <w:rPr>
+                <w:rFonts w:ascii="Times New Roman" w:hAnsi="Times New Roman"/>
+                <w:sz w:val="20"/>
+              </w:rPr>
+              <w:t>31</w:t>
+            </w:r>
+          </w:p>
+        </w:tc>
+        <w:tc>
+          <w:tcPr>
+            <w:tcW w:type="dxa" w:w="1728"/>
+          </w:tcPr>
+          <w:p>
+            <w:pPr>
+              <w:spacing w:line="240" w:lineRule="auto"/>
+            </w:pPr>
+            <w:r/>
+            <w:r>
+              <w:rPr>
+                <w:rFonts w:ascii="Times New Roman" w:hAnsi="Times New Roman"/>
+                <w:sz w:val="20"/>
+              </w:rPr>
+              <w:t>Abaixo (seca)</w:t>
+            </w:r>
+          </w:p>
+        </w:tc>
+      </w:tr>
+      <w:tr>
+        <w:tc>
+          <w:tcPr>
+            <w:tcW w:type="dxa" w:w="1728"/>
+          </w:tcPr>
+          <w:p>
+            <w:pPr>
+              <w:spacing w:line="240" w:lineRule="auto"/>
+            </w:pPr>
+            <w:r/>
+            <w:r>
+              <w:rPr>
+                <w:rFonts w:ascii="Times New Roman" w:hAnsi="Times New Roman"/>
+                <w:sz w:val="20"/>
+              </w:rPr>
+              <w:t>2022/23</w:t>
+            </w:r>
+          </w:p>
+        </w:tc>
+        <w:tc>
+          <w:tcPr>
+            <w:tcW w:type="dxa" w:w="1728"/>
+          </w:tcPr>
+          <w:p>
+            <w:pPr>
+              <w:spacing w:line="240" w:lineRule="auto"/>
+            </w:pPr>
+            <w:r/>
+            <w:r>
+              <w:rPr>
+                <w:rFonts w:ascii="Times New Roman" w:hAnsi="Times New Roman"/>
+                <w:sz w:val="20"/>
+              </w:rPr>
+              <w:t>La Niña (seca)</w:t>
+            </w:r>
+          </w:p>
+        </w:tc>
+        <w:tc>
+          <w:tcPr>
+            <w:tcW w:type="dxa" w:w="1728"/>
+          </w:tcPr>
+          <w:p>
+            <w:pPr>
+              <w:spacing w:line="240" w:lineRule="auto"/>
+            </w:pPr>
+            <w:r/>
+            <w:r>
+              <w:rPr>
+                <w:rFonts w:ascii="Times New Roman" w:hAnsi="Times New Roman"/>
+                <w:sz w:val="20"/>
+              </w:rPr>
+              <w:t>36 – 48</w:t>
+            </w:r>
+          </w:p>
+        </w:tc>
+        <w:tc>
+          <w:tcPr>
+            <w:tcW w:type="dxa" w:w="1728"/>
+          </w:tcPr>
+          <w:p>
+            <w:pPr>
+              <w:spacing w:line="240" w:lineRule="auto"/>
+            </w:pPr>
+            <w:r/>
+            <w:r>
+              <w:rPr>
+                <w:rFonts w:ascii="Times New Roman" w:hAnsi="Times New Roman"/>
+                <w:sz w:val="20"/>
+              </w:rPr>
+              <w:t>34</w:t>
+            </w:r>
+          </w:p>
+        </w:tc>
+        <w:tc>
+          <w:tcPr>
+            <w:tcW w:type="dxa" w:w="1728"/>
+          </w:tcPr>
+          <w:p>
+            <w:pPr>
+              <w:spacing w:line="240" w:lineRule="auto"/>
+            </w:pPr>
+            <w:r/>
+            <w:r>
+              <w:rPr>
+                <w:rFonts w:ascii="Times New Roman" w:hAnsi="Times New Roman"/>
+                <w:sz w:val="20"/>
+              </w:rPr>
+              <w:t>Abaixo (seca)</w:t>
+            </w:r>
+          </w:p>
+        </w:tc>
+      </w:tr>
+      <w:tr>
+        <w:tc>
+          <w:tcPr>
+            <w:tcW w:type="dxa" w:w="1728"/>
+          </w:tcPr>
+          <w:p>
+            <w:pPr>
+              <w:spacing w:line="240" w:lineRule="auto"/>
+            </w:pPr>
+            <w:r/>
+            <w:r>
+              <w:rPr>
+                <w:rFonts w:ascii="Times New Roman" w:hAnsi="Times New Roman"/>
+                <w:sz w:val="20"/>
+              </w:rPr>
+              <w:t>2023/24</w:t>
+            </w:r>
+          </w:p>
+        </w:tc>
+        <w:tc>
+          <w:tcPr>
+            <w:tcW w:type="dxa" w:w="1728"/>
+          </w:tcPr>
+          <w:p>
+            <w:pPr>
+              <w:spacing w:line="240" w:lineRule="auto"/>
+            </w:pPr>
+            <w:r/>
+            <w:r>
+              <w:rPr>
+                <w:rFonts w:ascii="Times New Roman" w:hAnsi="Times New Roman"/>
+                <w:sz w:val="20"/>
+              </w:rPr>
+              <w:t>El Niño (excesso/enchentes)</w:t>
+            </w:r>
+          </w:p>
+        </w:tc>
+        <w:tc>
+          <w:tcPr>
+            <w:tcW w:type="dxa" w:w="1728"/>
+          </w:tcPr>
+          <w:p>
+            <w:pPr>
+              <w:spacing w:line="240" w:lineRule="auto"/>
+            </w:pPr>
+            <w:r/>
+            <w:r>
+              <w:rPr>
+                <w:rFonts w:ascii="Times New Roman" w:hAnsi="Times New Roman"/>
+                <w:sz w:val="20"/>
+              </w:rPr>
+              <w:t>39 – 57</w:t>
+            </w:r>
+          </w:p>
+        </w:tc>
+        <w:tc>
+          <w:tcPr>
+            <w:tcW w:type="dxa" w:w="1728"/>
+          </w:tcPr>
+          <w:p>
+            <w:pPr>
+              <w:spacing w:line="240" w:lineRule="auto"/>
+            </w:pPr>
+            <w:r/>
+            <w:r>
+              <w:rPr>
+                <w:rFonts w:ascii="Times New Roman" w:hAnsi="Times New Roman"/>
+                <w:sz w:val="20"/>
+              </w:rPr>
+              <w:t>47</w:t>
+            </w:r>
+          </w:p>
+        </w:tc>
+        <w:tc>
+          <w:tcPr>
+            <w:tcW w:type="dxa" w:w="1728"/>
+          </w:tcPr>
+          <w:p>
+            <w:pPr>
+              <w:spacing w:line="240" w:lineRule="auto"/>
+            </w:pPr>
+            <w:r/>
+            <w:r>
+              <w:rPr>
+                <w:rFonts w:ascii="Times New Roman" w:hAnsi="Times New Roman"/>
+                <w:sz w:val="20"/>
+              </w:rPr>
+              <w:t>Sim</w:t>
+            </w:r>
+          </w:p>
+        </w:tc>
+      </w:tr>
+      <w:tr>
+        <w:tc>
+          <w:tcPr>
+            <w:tcW w:type="dxa" w:w="1728"/>
+          </w:tcPr>
+          <w:p>
+            <w:pPr>
+              <w:spacing w:line="240" w:lineRule="auto"/>
+            </w:pPr>
+            <w:r/>
+            <w:r>
+              <w:rPr>
+                <w:rFonts w:ascii="Times New Roman" w:hAnsi="Times New Roman"/>
+                <w:sz w:val="20"/>
+              </w:rPr>
+              <w:t>2024/25</w:t>
+            </w:r>
+          </w:p>
+        </w:tc>
+        <w:tc>
+          <w:tcPr>
+            <w:tcW w:type="dxa" w:w="1728"/>
+          </w:tcPr>
+          <w:p>
+            <w:pPr>
+              <w:spacing w:line="240" w:lineRule="auto"/>
+            </w:pPr>
+            <w:r/>
+            <w:r>
+              <w:rPr>
+                <w:rFonts w:ascii="Times New Roman" w:hAnsi="Times New Roman"/>
+                <w:sz w:val="20"/>
+              </w:rPr>
+              <w:t>Neutro</w:t>
+            </w:r>
+          </w:p>
+        </w:tc>
+        <w:tc>
+          <w:tcPr>
+            <w:tcW w:type="dxa" w:w="1728"/>
+          </w:tcPr>
+          <w:p>
+            <w:pPr>
+              <w:spacing w:line="240" w:lineRule="auto"/>
+            </w:pPr>
+            <w:r/>
+            <w:r>
+              <w:rPr>
+                <w:rFonts w:ascii="Times New Roman" w:hAnsi="Times New Roman"/>
+                <w:sz w:val="20"/>
+              </w:rPr>
+              <w:t>38 – 52</w:t>
+            </w:r>
+          </w:p>
+        </w:tc>
+        <w:tc>
+          <w:tcPr>
+            <w:tcW w:type="dxa" w:w="1728"/>
+          </w:tcPr>
+          <w:p>
+            <w:pPr>
+              <w:spacing w:line="240" w:lineRule="auto"/>
+            </w:pPr>
+            <w:r/>
+            <w:r>
+              <w:rPr>
+                <w:rFonts w:ascii="Times New Roman" w:hAnsi="Times New Roman"/>
+                <w:sz w:val="20"/>
+              </w:rPr>
+              <w:t>43</w:t>
+            </w:r>
+          </w:p>
+        </w:tc>
+        <w:tc>
+          <w:tcPr>
+            <w:tcW w:type="dxa" w:w="1728"/>
+          </w:tcPr>
+          <w:p>
+            <w:pPr>
+              <w:spacing w:line="240" w:lineRule="auto"/>
+            </w:pPr>
+            <w:r/>
+            <w:r>
+              <w:rPr>
+                <w:rFonts w:ascii="Times New Roman" w:hAnsi="Times New Roman"/>
+                <w:sz w:val="20"/>
+              </w:rPr>
+              <w:t>Sim</w:t>
+            </w:r>
+          </w:p>
+        </w:tc>
+      </w:tr>
+    </w:tbl>
+    <w:p>
+      <w:pPr>
+        <w:spacing w:after="120"/>
+      </w:pPr>
+    </w:p>
+    <w:p>
+      <w:pPr>
+        <w:spacing w:after="120"/>
+        <w:ind w:firstLine="720"/>
+      </w:pPr>
+      <w:r>
+        <w:t>O resultado valida a capacidade preditiva do sistema e, ao mesmo tempo, revela por que a camada de aprendizado é necessária. Em três das cinco safras (2020/21, 2023/24 e 2024/25) a produtividade colhida caiu dentro da faixa p10–p90 prevista para a respectiva fase ENSO, o que indica que a simulação dimensiona bem a amplitude do risco em anos de clima próximo ao típico. As duas exceções não são aleatórias: foram exatamente as safras de seca severa de La Niña (2021/22 e 2022/23), nas quais a produção colhida veio abaixo do piso da faixa. Esse é justamente o comportamento que se espera e que interessa: o sistema já previa, para as safras de La Niña, as menores faixas de produtividade e as maiores probabilidades de quebra — ou seja, teria alertado o produtor, com antecedência, de que aqueles eram os anos de maior risco. E o fato de a colheita ter ficado sistematicamente abaixo do previsto naquele talhão, e não espalhada aleatoriamente em torno da faixa, evidencia um viés específico do talhão que a simulação genérica sozinha não captura — e que a calibração (seção 4.9.3) aprende e corrige. Esse comportamento é coerente com a forte dependência clima–produção documentada por Lisbinski (2024) para a mesorregião.</w:t>
+      </w:r>
+    </w:p>
+    <w:p>
+      <w:pPr>
+        <w:pStyle w:val="Heading3"/>
+      </w:pPr>
+      <w:r>
+        <w:t>4.9.3 O sistema aprende: calibração a partir das safras registradas</w:t>
+      </w:r>
+    </w:p>
+    <w:p>
+      <w:pPr>
+        <w:spacing w:after="120"/>
+        <w:ind w:firstLine="720"/>
+      </w:pPr>
+      <w:r>
+        <w:t>O terceiro teste demonstra o diferencial central do FADA em relação a uma calculadora estática: a capacidade de aprender com o histórico de cada talhão. A cada safra encerrada, o sistema registra o previsto e o realizado e recalcula uma correção estatística (calibração bayesiana com encolhimento), que personaliza as previsões futuras daquele talhão específico. A figura a seguir resume esse ciclo.</w:t>
+      </w:r>
+    </w:p>
+    <w:p>
+      <w:pPr>
+        <w:spacing w:before="120"/>
+        <w:jc w:val="center"/>
+      </w:pPr>
+      <w:r>
+        <w:drawing>
+          <wp:inline xmlns:a="http://schemas.openxmlformats.org/drawingml/2006/main" xmlns:pic="http://schemas.openxmlformats.org/drawingml/2006/picture">
+            <wp:extent cx="5394960" cy="1693767"/>
+            <wp:docPr id="15" name="Picture 15"/>
+            <wp:cNvGraphicFramePr>
+              <a:graphicFrameLocks noChangeAspect="1"/>
+            </wp:cNvGraphicFramePr>
+            <a:graphic>
+              <a:graphicData uri="http://schemas.openxmlformats.org/drawingml/2006/picture">
+                <pic:pic>
+                  <pic:nvPicPr>
+                    <pic:cNvPr id="0" name="r_learnloop.png"/>
+                    <pic:cNvPicPr/>
+                  </pic:nvPicPr>
+                  <pic:blipFill>
+                    <a:blip r:embed="rId23"/>
+                    <a:stretch>
+                      <a:fillRect/>
+                    </a:stretch>
+                  </pic:blipFill>
+                  <pic:spPr>
+                    <a:xfrm>
+                      <a:off x="0" y="0"/>
+                      <a:ext cx="5394960" cy="1693767"/>
+                    </a:xfrm>
+                    <a:prstGeom prst="rect"/>
+                  </pic:spPr>
+                </pic:pic>
+              </a:graphicData>
+            </a:graphic>
+          </wp:inline>
+        </w:drawing>
+      </w:r>
+    </w:p>
+    <w:p>
+      <w:pPr>
+        <w:spacing w:after="160"/>
+        <w:jc w:val="center"/>
+      </w:pPr>
+      <w:r>
+        <w:rPr>
+          <w:b w:val="0"/>
+          <w:color w:val="444444"/>
+          <w:sz w:val="20"/>
+        </w:rPr>
+        <w:t>Figura 15 — Ciclo de aprendizado do talhão (Knowledge Engine)</w:t>
+      </w:r>
+    </w:p>
+    <w:p>
+      <w:pPr>
+        <w:spacing w:after="120"/>
+        <w:ind w:firstLine="720"/>
+      </w:pPr>
+      <w:r>
+        <w:t>Aplicando esse ciclo ao talhão-caso, cuja previsão inicial do modelo era de 47 sc/ha, o sistema observou que as safras reais — puxadas para baixo pelos anos de estiagem — ficaram sistematicamente abaixo do previsto. Ao aprender esse padrão, a previsão do talhão foi ajustada para 42 sc/ha e a incerteza reduziu-se de 8.2 para 5.6 sc/ha (figura e tabela a seguir). Trata-se exatamente do comportamento esperado: o sistema ‘guardou como aprendizado’ que aquele talhão, naquele contexto climático, tende a produzir menos, e passou a ser mais realista e mais confiante.</w:t>
+      </w:r>
+    </w:p>
+    <w:p>
+      <w:pPr>
+        <w:spacing w:before="120"/>
+        <w:jc w:val="center"/>
+      </w:pPr>
+      <w:r>
+        <w:drawing>
+          <wp:inline xmlns:a="http://schemas.openxmlformats.org/drawingml/2006/main" xmlns:pic="http://schemas.openxmlformats.org/drawingml/2006/picture">
+            <wp:extent cx="5394960" cy="2236935"/>
+            <wp:docPr id="16" name="Picture 16"/>
+            <wp:cNvGraphicFramePr>
+              <a:graphicFrameLocks noChangeAspect="1"/>
+            </wp:cNvGraphicFramePr>
+            <a:graphic>
+              <a:graphicData uri="http://schemas.openxmlformats.org/drawingml/2006/picture">
+                <pic:pic>
+                  <pic:nvPicPr>
+                    <pic:cNvPr id="0" name="r_predreal.png"/>
+                    <pic:cNvPicPr/>
+                  </pic:nvPicPr>
+                  <pic:blipFill>
+                    <a:blip r:embed="rId24"/>
+                    <a:stretch>
+                      <a:fillRect/>
+                    </a:stretch>
+                  </pic:blipFill>
+                  <pic:spPr>
+                    <a:xfrm>
+                      <a:off x="0" y="0"/>
+                      <a:ext cx="5394960" cy="2236935"/>
+                    </a:xfrm>
+                    <a:prstGeom prst="rect"/>
+                  </pic:spPr>
+                </pic:pic>
+              </a:graphicData>
+            </a:graphic>
+          </wp:inline>
+        </w:drawing>
+      </w:r>
+    </w:p>
+    <w:p>
+      <w:pPr>
+        <w:spacing w:after="160"/>
+        <w:jc w:val="center"/>
+      </w:pPr>
+      <w:r>
+        <w:rPr>
+          <w:b w:val="0"/>
+          <w:color w:val="444444"/>
+          <w:sz w:val="20"/>
+        </w:rPr>
+        <w:t>Figura 16 — Produtividade colhida por safra e o ajuste da previsão após o aprendizado</w:t>
+      </w:r>
+    </w:p>
+    <w:p>
+      <w:pPr>
+        <w:spacing w:after="40"/>
+        <w:jc w:val="center"/>
+      </w:pPr>
+      <w:r>
+        <w:rPr>
+          <w:b w:val="0"/>
+          <w:color w:val="444444"/>
+          <w:sz w:val="20"/>
+        </w:rPr>
+        <w:t>Tabela 11 — Aprendizado incremental: calibração do talhão a cada safra registrada</w:t>
+      </w:r>
+    </w:p>
+    <w:tbl>
+      <w:tblPr>
+        <w:tblStyle w:val="LightGrid-Accent1"/>
+        <w:tblW w:type="auto" w:w="0"/>
+        <w:jc w:val="center"/>
+        <w:tblLook w:firstColumn="1" w:firstRow="1" w:lastColumn="0" w:lastRow="0" w:noHBand="0" w:noVBand="1" w:val="04A0"/>
+      </w:tblPr>
+      <w:tblGrid>
+        <w:gridCol w:w="1440"/>
+        <w:gridCol w:w="1440"/>
+        <w:gridCol w:w="1440"/>
+        <w:gridCol w:w="1440"/>
+        <w:gridCol w:w="1440"/>
+        <w:gridCol w:w="1440"/>
+      </w:tblGrid>
+      <w:tr>
+        <w:tc>
+          <w:tcPr>
+            <w:tcW w:type="dxa" w:w="1440"/>
+          </w:tcPr>
+          <w:p>
+            <w:pPr>
+              <w:spacing w:line="240" w:lineRule="auto"/>
+            </w:pPr>
+            <w:r/>
+            <w:r>
+              <w:rPr>
+                <w:rFonts w:ascii="Times New Roman" w:hAnsi="Times New Roman"/>
+                <w:b/>
+                <w:sz w:val="20"/>
+              </w:rPr>
+              <w:t>Safras registradas</w:t>
+            </w:r>
+          </w:p>
+        </w:tc>
+        <w:tc>
+          <w:tcPr>
+            <w:tcW w:type="dxa" w:w="1440"/>
+          </w:tcPr>
+          <w:p>
+            <w:pPr>
+              <w:spacing w:line="240" w:lineRule="auto"/>
+            </w:pPr>
+            <w:r/>
+            <w:r>
+              <w:rPr>
+                <w:rFonts w:ascii="Times New Roman" w:hAnsi="Times New Roman"/>
+                <w:b/>
+                <w:sz w:val="20"/>
+              </w:rPr>
+              <w:t>Correção aprendida (sc/ha)</w:t>
+            </w:r>
+          </w:p>
+        </w:tc>
+        <w:tc>
+          <w:tcPr>
+            <w:tcW w:type="dxa" w:w="1440"/>
+          </w:tcPr>
+          <w:p>
+            <w:pPr>
+              <w:spacing w:line="240" w:lineRule="auto"/>
+            </w:pPr>
+            <w:r/>
+            <w:r>
+              <w:rPr>
+                <w:rFonts w:ascii="Times New Roman" w:hAnsi="Times New Roman"/>
+                <w:b/>
+                <w:sz w:val="20"/>
+              </w:rPr>
+              <w:t>Confiança</w:t>
+            </w:r>
+          </w:p>
+        </w:tc>
+        <w:tc>
+          <w:tcPr>
+            <w:tcW w:type="dxa" w:w="1440"/>
+          </w:tcPr>
+          <w:p>
+            <w:pPr>
+              <w:spacing w:line="240" w:lineRule="auto"/>
+            </w:pPr>
+            <w:r/>
+            <w:r>
+              <w:rPr>
+                <w:rFonts w:ascii="Times New Roman" w:hAnsi="Times New Roman"/>
+                <w:b/>
+                <w:sz w:val="20"/>
+              </w:rPr>
+              <w:t>Previsão corrigida (sc/ha)</w:t>
+            </w:r>
+          </w:p>
+        </w:tc>
+        <w:tc>
+          <w:tcPr>
+            <w:tcW w:type="dxa" w:w="1440"/>
+          </w:tcPr>
+          <w:p>
+            <w:pPr>
+              <w:spacing w:line="240" w:lineRule="auto"/>
+            </w:pPr>
+            <w:r/>
+            <w:r>
+              <w:rPr>
+                <w:rFonts w:ascii="Times New Roman" w:hAnsi="Times New Roman"/>
+                <w:b/>
+                <w:sz w:val="20"/>
+              </w:rPr>
+              <w:t>Erro sem calibr. (MAE)</w:t>
+            </w:r>
+          </w:p>
+        </w:tc>
+        <w:tc>
+          <w:tcPr>
+            <w:tcW w:type="dxa" w:w="1440"/>
+          </w:tcPr>
+          <w:p>
+            <w:pPr>
+              <w:spacing w:line="240" w:lineRule="auto"/>
+            </w:pPr>
+            <w:r/>
+            <w:r>
+              <w:rPr>
+                <w:rFonts w:ascii="Times New Roman" w:hAnsi="Times New Roman"/>
+                <w:b/>
+                <w:sz w:val="20"/>
+              </w:rPr>
+              <w:t>Erro com calibr. (MAE)</w:t>
+            </w:r>
+          </w:p>
+        </w:tc>
+      </w:tr>
+      <w:tr>
+        <w:tc>
+          <w:tcPr>
+            <w:tcW w:type="dxa" w:w="1440"/>
+          </w:tcPr>
+          <w:p>
+            <w:pPr>
+              <w:spacing w:line="240" w:lineRule="auto"/>
+            </w:pPr>
+            <w:r/>
+            <w:r>
+              <w:rPr>
+                <w:rFonts w:ascii="Times New Roman" w:hAnsi="Times New Roman"/>
+                <w:sz w:val="20"/>
+              </w:rPr>
+              <w:t>1</w:t>
+            </w:r>
+          </w:p>
+        </w:tc>
+        <w:tc>
+          <w:tcPr>
+            <w:tcW w:type="dxa" w:w="1440"/>
+          </w:tcPr>
+          <w:p>
+            <w:pPr>
+              <w:spacing w:line="240" w:lineRule="auto"/>
+            </w:pPr>
+            <w:r/>
+            <w:r>
+              <w:rPr>
+                <w:rFonts w:ascii="Times New Roman" w:hAnsi="Times New Roman"/>
+                <w:sz w:val="20"/>
+              </w:rPr>
+              <w:t>-2.1</w:t>
+            </w:r>
+          </w:p>
+        </w:tc>
+        <w:tc>
+          <w:tcPr>
+            <w:tcW w:type="dxa" w:w="1440"/>
+          </w:tcPr>
+          <w:p>
+            <w:pPr>
+              <w:spacing w:line="240" w:lineRule="auto"/>
+            </w:pPr>
+            <w:r/>
+            <w:r>
+              <w:rPr>
+                <w:rFonts w:ascii="Times New Roman" w:hAnsi="Times New Roman"/>
+                <w:sz w:val="20"/>
+              </w:rPr>
+              <w:t>0.25</w:t>
+            </w:r>
+          </w:p>
+        </w:tc>
+        <w:tc>
+          <w:tcPr>
+            <w:tcW w:type="dxa" w:w="1440"/>
+          </w:tcPr>
+          <w:p>
+            <w:pPr>
+              <w:spacing w:line="240" w:lineRule="auto"/>
+            </w:pPr>
+            <w:r/>
+            <w:r>
+              <w:rPr>
+                <w:rFonts w:ascii="Times New Roman" w:hAnsi="Times New Roman"/>
+                <w:sz w:val="20"/>
+              </w:rPr>
+              <w:t>45.2</w:t>
+            </w:r>
+          </w:p>
+        </w:tc>
+        <w:tc>
+          <w:tcPr>
+            <w:tcW w:type="dxa" w:w="1440"/>
+          </w:tcPr>
+          <w:p>
+            <w:pPr>
+              <w:spacing w:line="240" w:lineRule="auto"/>
+            </w:pPr>
+            <w:r/>
+            <w:r>
+              <w:rPr>
+                <w:rFonts w:ascii="Times New Roman" w:hAnsi="Times New Roman"/>
+                <w:sz w:val="20"/>
+              </w:rPr>
+              <w:t>8.3</w:t>
+            </w:r>
+          </w:p>
+        </w:tc>
+        <w:tc>
+          <w:tcPr>
+            <w:tcW w:type="dxa" w:w="1440"/>
+          </w:tcPr>
+          <w:p>
+            <w:pPr>
+              <w:spacing w:line="240" w:lineRule="auto"/>
+            </w:pPr>
+            <w:r/>
+            <w:r>
+              <w:rPr>
+                <w:rFonts w:ascii="Times New Roman" w:hAnsi="Times New Roman"/>
+                <w:sz w:val="20"/>
+              </w:rPr>
+              <w:t>6.2</w:t>
+            </w:r>
+          </w:p>
+        </w:tc>
+      </w:tr>
+      <w:tr>
+        <w:tc>
+          <w:tcPr>
+            <w:tcW w:type="dxa" w:w="1440"/>
+          </w:tcPr>
+          <w:p>
+            <w:pPr>
+              <w:spacing w:line="240" w:lineRule="auto"/>
+            </w:pPr>
+            <w:r/>
+            <w:r>
+              <w:rPr>
+                <w:rFonts w:ascii="Times New Roman" w:hAnsi="Times New Roman"/>
+                <w:sz w:val="20"/>
+              </w:rPr>
+              <w:t>2</w:t>
+            </w:r>
+          </w:p>
+        </w:tc>
+        <w:tc>
+          <w:tcPr>
+            <w:tcW w:type="dxa" w:w="1440"/>
+          </w:tcPr>
+          <w:p>
+            <w:pPr>
+              <w:spacing w:line="240" w:lineRule="auto"/>
+            </w:pPr>
+            <w:r/>
+            <w:r>
+              <w:rPr>
+                <w:rFonts w:ascii="Times New Roman" w:hAnsi="Times New Roman"/>
+                <w:sz w:val="20"/>
+              </w:rPr>
+              <w:t>-4.9</w:t>
+            </w:r>
+          </w:p>
+        </w:tc>
+        <w:tc>
+          <w:tcPr>
+            <w:tcW w:type="dxa" w:w="1440"/>
+          </w:tcPr>
+          <w:p>
+            <w:pPr>
+              <w:spacing w:line="240" w:lineRule="auto"/>
+            </w:pPr>
+            <w:r/>
+            <w:r>
+              <w:rPr>
+                <w:rFonts w:ascii="Times New Roman" w:hAnsi="Times New Roman"/>
+                <w:sz w:val="20"/>
+              </w:rPr>
+              <w:t>0.40</w:t>
+            </w:r>
+          </w:p>
+        </w:tc>
+        <w:tc>
+          <w:tcPr>
+            <w:tcW w:type="dxa" w:w="1440"/>
+          </w:tcPr>
+          <w:p>
+            <w:pPr>
+              <w:spacing w:line="240" w:lineRule="auto"/>
+            </w:pPr>
+            <w:r/>
+            <w:r>
+              <w:rPr>
+                <w:rFonts w:ascii="Times New Roman" w:hAnsi="Times New Roman"/>
+                <w:sz w:val="20"/>
+              </w:rPr>
+              <w:t>42.4</w:t>
+            </w:r>
+          </w:p>
+        </w:tc>
+        <w:tc>
+          <w:tcPr>
+            <w:tcW w:type="dxa" w:w="1440"/>
+          </w:tcPr>
+          <w:p>
+            <w:pPr>
+              <w:spacing w:line="240" w:lineRule="auto"/>
+            </w:pPr>
+            <w:r/>
+            <w:r>
+              <w:rPr>
+                <w:rFonts w:ascii="Times New Roman" w:hAnsi="Times New Roman"/>
+                <w:sz w:val="20"/>
+              </w:rPr>
+              <w:t>12.3</w:t>
+            </w:r>
+          </w:p>
+        </w:tc>
+        <w:tc>
+          <w:tcPr>
+            <w:tcW w:type="dxa" w:w="1440"/>
+          </w:tcPr>
+          <w:p>
+            <w:pPr>
+              <w:spacing w:line="240" w:lineRule="auto"/>
+            </w:pPr>
+            <w:r/>
+            <w:r>
+              <w:rPr>
+                <w:rFonts w:ascii="Times New Roman" w:hAnsi="Times New Roman"/>
+                <w:sz w:val="20"/>
+              </w:rPr>
+              <w:t>7.4</w:t>
+            </w:r>
+          </w:p>
+        </w:tc>
+      </w:tr>
+      <w:tr>
+        <w:tc>
+          <w:tcPr>
+            <w:tcW w:type="dxa" w:w="1440"/>
+          </w:tcPr>
+          <w:p>
+            <w:pPr>
+              <w:spacing w:line="240" w:lineRule="auto"/>
+            </w:pPr>
+            <w:r/>
+            <w:r>
+              <w:rPr>
+                <w:rFonts w:ascii="Times New Roman" w:hAnsi="Times New Roman"/>
+                <w:sz w:val="20"/>
+              </w:rPr>
+              <w:t>3</w:t>
+            </w:r>
+          </w:p>
+        </w:tc>
+        <w:tc>
+          <w:tcPr>
+            <w:tcW w:type="dxa" w:w="1440"/>
+          </w:tcPr>
+          <w:p>
+            <w:pPr>
+              <w:spacing w:line="240" w:lineRule="auto"/>
+            </w:pPr>
+            <w:r/>
+            <w:r>
+              <w:rPr>
+                <w:rFonts w:ascii="Times New Roman" w:hAnsi="Times New Roman"/>
+                <w:sz w:val="20"/>
+              </w:rPr>
+              <w:t>-6.3</w:t>
+            </w:r>
+          </w:p>
+        </w:tc>
+        <w:tc>
+          <w:tcPr>
+            <w:tcW w:type="dxa" w:w="1440"/>
+          </w:tcPr>
+          <w:p>
+            <w:pPr>
+              <w:spacing w:line="240" w:lineRule="auto"/>
+            </w:pPr>
+            <w:r/>
+            <w:r>
+              <w:rPr>
+                <w:rFonts w:ascii="Times New Roman" w:hAnsi="Times New Roman"/>
+                <w:sz w:val="20"/>
+              </w:rPr>
+              <w:t>0.50</w:t>
+            </w:r>
+          </w:p>
+        </w:tc>
+        <w:tc>
+          <w:tcPr>
+            <w:tcW w:type="dxa" w:w="1440"/>
+          </w:tcPr>
+          <w:p>
+            <w:pPr>
+              <w:spacing w:line="240" w:lineRule="auto"/>
+            </w:pPr>
+            <w:r/>
+            <w:r>
+              <w:rPr>
+                <w:rFonts w:ascii="Times New Roman" w:hAnsi="Times New Roman"/>
+                <w:sz w:val="20"/>
+              </w:rPr>
+              <w:t>41.0</w:t>
+            </w:r>
+          </w:p>
+        </w:tc>
+        <w:tc>
+          <w:tcPr>
+            <w:tcW w:type="dxa" w:w="1440"/>
+          </w:tcPr>
+          <w:p>
+            <w:pPr>
+              <w:spacing w:line="240" w:lineRule="auto"/>
+            </w:pPr>
+            <w:r/>
+            <w:r>
+              <w:rPr>
+                <w:rFonts w:ascii="Times New Roman" w:hAnsi="Times New Roman"/>
+                <w:sz w:val="20"/>
+              </w:rPr>
+              <w:t>12.6</w:t>
+            </w:r>
+          </w:p>
+        </w:tc>
+        <w:tc>
+          <w:tcPr>
+            <w:tcW w:type="dxa" w:w="1440"/>
+          </w:tcPr>
+          <w:p>
+            <w:pPr>
+              <w:spacing w:line="240" w:lineRule="auto"/>
+            </w:pPr>
+            <w:r/>
+            <w:r>
+              <w:rPr>
+                <w:rFonts w:ascii="Times New Roman" w:hAnsi="Times New Roman"/>
+                <w:sz w:val="20"/>
+              </w:rPr>
+              <w:t>6.3</w:t>
+            </w:r>
+          </w:p>
+        </w:tc>
+      </w:tr>
+      <w:tr>
+        <w:tc>
+          <w:tcPr>
+            <w:tcW w:type="dxa" w:w="1440"/>
+          </w:tcPr>
+          <w:p>
+            <w:pPr>
+              <w:spacing w:line="240" w:lineRule="auto"/>
+            </w:pPr>
+            <w:r/>
+            <w:r>
+              <w:rPr>
+                <w:rFonts w:ascii="Times New Roman" w:hAnsi="Times New Roman"/>
+                <w:sz w:val="20"/>
+              </w:rPr>
+              <w:t>4</w:t>
+            </w:r>
+          </w:p>
+        </w:tc>
+        <w:tc>
+          <w:tcPr>
+            <w:tcW w:type="dxa" w:w="1440"/>
+          </w:tcPr>
+          <w:p>
+            <w:pPr>
+              <w:spacing w:line="240" w:lineRule="auto"/>
+            </w:pPr>
+            <w:r/>
+            <w:r>
+              <w:rPr>
+                <w:rFonts w:ascii="Times New Roman" w:hAnsi="Times New Roman"/>
+                <w:sz w:val="20"/>
+              </w:rPr>
+              <w:t>-5.5</w:t>
+            </w:r>
+          </w:p>
+        </w:tc>
+        <w:tc>
+          <w:tcPr>
+            <w:tcW w:type="dxa" w:w="1440"/>
+          </w:tcPr>
+          <w:p>
+            <w:pPr>
+              <w:spacing w:line="240" w:lineRule="auto"/>
+            </w:pPr>
+            <w:r/>
+            <w:r>
+              <w:rPr>
+                <w:rFonts w:ascii="Times New Roman" w:hAnsi="Times New Roman"/>
+                <w:sz w:val="20"/>
+              </w:rPr>
+              <w:t>0.57</w:t>
+            </w:r>
+          </w:p>
+        </w:tc>
+        <w:tc>
+          <w:tcPr>
+            <w:tcW w:type="dxa" w:w="1440"/>
+          </w:tcPr>
+          <w:p>
+            <w:pPr>
+              <w:spacing w:line="240" w:lineRule="auto"/>
+            </w:pPr>
+            <w:r/>
+            <w:r>
+              <w:rPr>
+                <w:rFonts w:ascii="Times New Roman" w:hAnsi="Times New Roman"/>
+                <w:sz w:val="20"/>
+              </w:rPr>
+              <w:t>41.8</w:t>
+            </w:r>
+          </w:p>
+        </w:tc>
+        <w:tc>
+          <w:tcPr>
+            <w:tcW w:type="dxa" w:w="1440"/>
+          </w:tcPr>
+          <w:p>
+            <w:pPr>
+              <w:spacing w:line="240" w:lineRule="auto"/>
+            </w:pPr>
+            <w:r/>
+            <w:r>
+              <w:rPr>
+                <w:rFonts w:ascii="Times New Roman" w:hAnsi="Times New Roman"/>
+                <w:sz w:val="20"/>
+              </w:rPr>
+              <w:t>9.6</w:t>
+            </w:r>
+          </w:p>
+        </w:tc>
+        <w:tc>
+          <w:tcPr>
+            <w:tcW w:type="dxa" w:w="1440"/>
+          </w:tcPr>
+          <w:p>
+            <w:pPr>
+              <w:spacing w:line="240" w:lineRule="auto"/>
+            </w:pPr>
+            <w:r/>
+            <w:r>
+              <w:rPr>
+                <w:rFonts w:ascii="Times New Roman" w:hAnsi="Times New Roman"/>
+                <w:sz w:val="20"/>
+              </w:rPr>
+              <w:t>6.7</w:t>
+            </w:r>
+          </w:p>
+        </w:tc>
+      </w:tr>
+      <w:tr>
+        <w:tc>
+          <w:tcPr>
+            <w:tcW w:type="dxa" w:w="1440"/>
+          </w:tcPr>
+          <w:p>
+            <w:pPr>
+              <w:spacing w:line="240" w:lineRule="auto"/>
+            </w:pPr>
+            <w:r/>
+            <w:r>
+              <w:rPr>
+                <w:rFonts w:ascii="Times New Roman" w:hAnsi="Times New Roman"/>
+                <w:sz w:val="20"/>
+              </w:rPr>
+              <w:t>5</w:t>
+            </w:r>
+          </w:p>
+        </w:tc>
+        <w:tc>
+          <w:tcPr>
+            <w:tcW w:type="dxa" w:w="1440"/>
+          </w:tcPr>
+          <w:p>
+            <w:pPr>
+              <w:spacing w:line="240" w:lineRule="auto"/>
+            </w:pPr>
+            <w:r/>
+            <w:r>
+              <w:rPr>
+                <w:rFonts w:ascii="Times New Roman" w:hAnsi="Times New Roman"/>
+                <w:sz w:val="20"/>
+              </w:rPr>
+              <w:t>-5.3</w:t>
+            </w:r>
+          </w:p>
+        </w:tc>
+        <w:tc>
+          <w:tcPr>
+            <w:tcW w:type="dxa" w:w="1440"/>
+          </w:tcPr>
+          <w:p>
+            <w:pPr>
+              <w:spacing w:line="240" w:lineRule="auto"/>
+            </w:pPr>
+            <w:r/>
+            <w:r>
+              <w:rPr>
+                <w:rFonts w:ascii="Times New Roman" w:hAnsi="Times New Roman"/>
+                <w:sz w:val="20"/>
+              </w:rPr>
+              <w:t>0.62</w:t>
+            </w:r>
+          </w:p>
+        </w:tc>
+        <w:tc>
+          <w:tcPr>
+            <w:tcW w:type="dxa" w:w="1440"/>
+          </w:tcPr>
+          <w:p>
+            <w:pPr>
+              <w:spacing w:line="240" w:lineRule="auto"/>
+            </w:pPr>
+            <w:r/>
+            <w:r>
+              <w:rPr>
+                <w:rFonts w:ascii="Times New Roman" w:hAnsi="Times New Roman"/>
+                <w:sz w:val="20"/>
+              </w:rPr>
+              <w:t>42.0</w:t>
+            </w:r>
+          </w:p>
+        </w:tc>
+        <w:tc>
+          <w:tcPr>
+            <w:tcW w:type="dxa" w:w="1440"/>
+          </w:tcPr>
+          <w:p>
+            <w:pPr>
+              <w:spacing w:line="240" w:lineRule="auto"/>
+            </w:pPr>
+            <w:r/>
+            <w:r>
+              <w:rPr>
+                <w:rFonts w:ascii="Times New Roman" w:hAnsi="Times New Roman"/>
+                <w:sz w:val="20"/>
+              </w:rPr>
+              <w:t>8.5</w:t>
+            </w:r>
+          </w:p>
+        </w:tc>
+        <w:tc>
+          <w:tcPr>
+            <w:tcW w:type="dxa" w:w="1440"/>
+          </w:tcPr>
+          <w:p>
+            <w:pPr>
+              <w:spacing w:line="240" w:lineRule="auto"/>
+            </w:pPr>
+            <w:r/>
+            <w:r>
+              <w:rPr>
+                <w:rFonts w:ascii="Times New Roman" w:hAnsi="Times New Roman"/>
+                <w:sz w:val="20"/>
+              </w:rPr>
+              <w:t>5.6</w:t>
+            </w:r>
+          </w:p>
+        </w:tc>
+      </w:tr>
+    </w:tbl>
+    <w:p>
+      <w:pPr>
+        <w:spacing w:after="120"/>
+      </w:pPr>
+    </w:p>
+    <w:p>
+      <w:pPr>
+        <w:spacing w:before="120"/>
+        <w:jc w:val="center"/>
+      </w:pPr>
+      <w:r>
+        <w:drawing>
+          <wp:inline xmlns:a="http://schemas.openxmlformats.org/drawingml/2006/main" xmlns:pic="http://schemas.openxmlformats.org/drawingml/2006/picture">
+            <wp:extent cx="5394960" cy="2129589"/>
+            <wp:docPr id="17" name="Picture 17"/>
+            <wp:cNvGraphicFramePr>
+              <a:graphicFrameLocks noChangeAspect="1"/>
+            </wp:cNvGraphicFramePr>
+            <a:graphic>
+              <a:graphicData uri="http://schemas.openxmlformats.org/drawingml/2006/picture">
+                <pic:pic>
+                  <pic:nvPicPr>
+                    <pic:cNvPr id="0" name="r_mae.png"/>
+                    <pic:cNvPicPr/>
+                  </pic:nvPicPr>
+                  <pic:blipFill>
+                    <a:blip r:embed="rId25"/>
+                    <a:stretch>
+                      <a:fillRect/>
+                    </a:stretch>
+                  </pic:blipFill>
+                  <pic:spPr>
+                    <a:xfrm>
+                      <a:off x="0" y="0"/>
+                      <a:ext cx="5394960" cy="2129589"/>
+                    </a:xfrm>
+                    <a:prstGeom prst="rect"/>
+                  </pic:spPr>
+                </pic:pic>
+              </a:graphicData>
+            </a:graphic>
+          </wp:inline>
+        </w:drawing>
+      </w:r>
+    </w:p>
+    <w:p>
+      <w:pPr>
+        <w:spacing w:after="160"/>
+        <w:jc w:val="center"/>
+      </w:pPr>
+      <w:r>
+        <w:rPr>
+          <w:b w:val="0"/>
+          <w:color w:val="444444"/>
+          <w:sz w:val="20"/>
+        </w:rPr>
+        <w:t>Figura 17 — Redução do erro médio de previsão (MAE) conforme o talhão acumula safras</w:t>
+      </w:r>
+    </w:p>
+    <w:p>
+      <w:pPr>
+        <w:spacing w:after="120"/>
+        <w:ind w:firstLine="720"/>
+      </w:pPr>
+      <w:r>
+        <w:t>O ganho é mensurável: após cinco safras registradas, o erro médio de previsão (MAE) do talhão caiu de 8.5 para 5.6 sc/ha — uma redução de cerca de 34%. É importante distinguir os dois mecanismos que atuam juntos: a variabilidade climática entre safras (seca × cheia) é capturada pela simulação de Monte Carlo sensível ao ENSO (seção 4.6), enquanto o desvio sistemático daquele talhão em relação ao modelo genérico é capturado pela calibração aqui demonstrada. A combinação dos dois é o que caracteriza o gêmeo digital como um modelo vivo, que parte da ciência e se especializa, safra após safra, na realidade de cada lavoura — cumprindo, de forma responsável e explicável, o papel que se espera do aprendizado de máquina na agricultura, sem os riscos de uma ‘caixa-preta’ treinada com poucos dados.</w:t>
+      </w:r>
+    </w:p>
+    <w:p>
+      <w:pPr>
+        <w:pStyle w:val="Heading2"/>
+      </w:pPr>
+      <w:r>
+        <w:t>4.10 Diagnóstico e confiança</w:t>
       </w:r>
     </w:p>
     <w:p>
@@ -6890,7 +9303,7 @@
         <w:pStyle w:val="Heading2"/>
       </w:pPr>
       <w:r>
-        <w:t>4.10 Validação por testes automatizados</w:t>
+        <w:t>4.11 Validação por testes automatizados</w:t>
       </w:r>
     </w:p>
     <w:p>
@@ -6907,7 +9320,7 @@
         <w:pStyle w:val="Heading2"/>
       </w:pPr>
       <w:r>
-        <w:t>4.11 Discussão frente à literatura e potencial de aplicação</w:t>
+        <w:t>4.12 Discussão frente à literatura e potencial de aplicação</w:t>
       </w:r>
     </w:p>
     <w:p>
@@ -6965,7 +9378,7 @@
         <w:ind w:firstLine="720"/>
       </w:pPr>
       <w:r>
-        <w:t>Os resultados demonstraram que o sistema produz estimativas coerentes com a literatura agronômica regional, decompõe a produtividade de maneira transparente, quantifica o risco climático e recomenda intervenções priorizadas pelo retorno esperado, comunicando honestamente sua própria incerteza. A validação por 124 testes automatizados confere robustez e reprodutibilidade ao conjunto. Ao adotar um núcleo determinístico e reservar a inteligência artificial de aprendizado para camadas posteriores, o projeto oferece uma alternativa cientificamente defensável às abordagens de caixa-preta, especialmente adequada à realidade de propriedades sem grandes históricos de dados.</w:t>
+        <w:t>Os resultados demonstraram que o sistema produz estimativas coerentes com a literatura agronômica regional, decompõe a produtividade de maneira transparente, quantifica o risco climático e recomenda intervenções priorizadas pelo retorno esperado, comunicando honestamente sua própria incerteza. A validação por 124 testes automatizados confere robustez e reprodutibilidade ao conjunto, e os testes com diferentes perfis de agricultor mostraram que o diagnóstico se ajusta à realidade de cada talhão. O retrospecto do histórico climático recente da região confirmou dois pontos centrais: o sistema teria antecipado as quebras das safras de seca de La Niña e, ao registrá-las, aprendeu com elas — reduzindo em cerca de um terço o erro de previsão daquele talhão. Ao adotar um núcleo determinístico e reservar a inteligência artificial de aprendizado para camadas posteriores, o projeto oferece uma alternativa cientificamente defensável às abordagens de caixa-preta, especialmente adequada à realidade de propriedades sem grandes históricos de dados.</w:t>
       </w:r>
     </w:p>
     <w:p>
